--- a/docs/Generated_paper/revised_grammar_questions/test_grammar_1_['～たら〈〉(条件) ']_revised.docx
+++ b/docs/Generated_paper/revised_grammar_questions/test_grammar_1_['～たら〈〉(条件) ']_revised.docx
@@ -6,113 +6,258 @@
       <w:r>
         <w:t>Q1: もんだい1</w:t>
         <w:br/>
-        <w:t>明日　あめが　やんだら、　(   )。</w:t>
+        <w:t>きのうはえいがをみました。</w:t>
       </w:r>
     </w:p>
     <w:p>
       <w:r>
-        <w:t>1. かいものを　するでしょう　　　　2. かいものを　した　　　　3. かいものを　しています　　　　4. かいものを　しました</w:t>
-        <w:br/>
-        <w:t>Answer: 1</w:t>
-        <w:br/>
-        <w:t>Q2: もんだい1</w:t>
-        <w:br/>
-        <w:t>きのう　えきで　かばんを　みつけたら、　(   )。</w:t>
+        <w:t>それから、うちに（　　）、すぐねました。</w:t>
       </w:r>
     </w:p>
     <w:p>
       <w:r>
-        <w:t>1. すぐに　けいさつに　とどけました　　　　2. すぐに　けいさつに　とどけます　　　　3. すぐに　けいさつに　とどけるでしょう　　　　4. すぐに　けいさつに　とどけたい</w:t>
+        <w:t>1. かえると 2. かえって 3. かえれば 4. かえったら</w:t>
         <w:br/>
-        <w:t>Answer: 1</w:t>
+        <w:t>Answer: 4</w:t>
         <w:br/>
-        <w:t>Q3: もんだい1</w:t>
+        <w:t>Q2: もんだい1</w:t>
         <w:br/>
-        <w:t>スーパーで　りんごが　やすい　(   )、　かってください。</w:t>
+        <w:t>あしたあめがふったら、テニスのれんしゅうを（　　）。</w:t>
       </w:r>
     </w:p>
     <w:p>
       <w:r>
-        <w:t>1. たら　　　　2. と　　　　3. ば　　　　4. なら</w:t>
+        <w:t>1. やめると 2. やめて 3. やめれば 4. やめます</w:t>
         <w:br/>
-        <w:t>Answer: 1</w:t>
+        <w:t>Answer: 4</w:t>
         <w:br/>
-        <w:t>Q4: もんだい1</w:t>
+        <w:t>Q3: もんだい1</w:t>
         <w:br/>
-        <w:t>ともだちが　うちに　(   )、　えいがを　みましょう。</w:t>
+        <w:t>スーパーでりんごをかいました。</w:t>
       </w:r>
     </w:p>
     <w:p>
       <w:r>
-        <w:t>1. くるたら　　　　2. きたら　　　　3. くれば　　　　4. くるなら</w:t>
-        <w:br/>
-        <w:t>Answer: 2</w:t>
-        <w:br/>
-        <w:t>Q5: もんだい1</w:t>
-        <w:br/>
-        <w:t>この　くすりを　のみ(   )、　きぶんが　よくなると　おもいます。</w:t>
+        <w:t>それからみかんも（　　）、いつもあまいものをたべすぎてしまいます。</w:t>
       </w:r>
     </w:p>
     <w:p>
       <w:r>
-        <w:t>1. たら　　　　2. たり　　　　3. ても　　　　4. て</w:t>
+        <w:t>1. かうと 2. かって 3. かったら 4. かえば</w:t>
+        <w:br/>
+        <w:t>Answer: 2</w:t>
+        <w:br/>
+        <w:t>Q4: もんだい1</w:t>
+        <w:br/>
+        <w:t>でんわがきたら、すぐ（　　）。</w:t>
+      </w:r>
+    </w:p>
+    <w:p>
+      <w:r>
+        <w:t>1. きたので 2. きて 3. きまして 4. きます</w:t>
+        <w:br/>
+        <w:t>Answer: 4</w:t>
+        <w:br/>
+        <w:t>Q5: もんだい1</w:t>
+        <w:br/>
+        <w:t>きょうはひるごはんをたべたら、ちょっと（　　）。</w:t>
+      </w:r>
+    </w:p>
+    <w:p>
+      <w:r>
+        <w:t>1. ねむくなりました 2. たべました 3. たべれば 4. たべたら</w:t>
         <w:br/>
         <w:t>Answer: 1</w:t>
         <w:br/>
         <w:t>Q6: もんだい1</w:t>
         <w:br/>
-        <w:t>でんわが　きたら、　(   )。</w:t>
+        <w:t>えきまであるいたら、ゆうびんきょくにも（　　）。</w:t>
       </w:r>
     </w:p>
     <w:p>
       <w:r>
-        <w:t>1. でんわを　きりました　　　　2. でんわを　きります　　　　3. でんわを　きってください　　　　4. でんわを　きるでしょう</w:t>
+        <w:t>1. あるくと 2. あるいて 3. あるけば 4. あるいたら</w:t>
         <w:br/>
-        <w:t>Answer: 3</w:t>
+        <w:t>Answer: 2</w:t>
         <w:br/>
         <w:t>Q7: もんだい1</w:t>
         <w:br/>
-        <w:t>せんこうを　(   )、　てつだってくれませんか。</w:t>
+        <w:t>えきでともだちにであったら、いっしょに（　　）。</w:t>
       </w:r>
     </w:p>
     <w:p>
       <w:r>
-        <w:t>1. おえたたら　　　　2. おえたら　　　　3. おえば　　　　4. おえなら</w:t>
+        <w:t>1. あるくと 2. あるいて 3. あるきます 4. あるけば</w:t>
         <w:br/>
-        <w:t>Answer: 2</w:t>
+        <w:t>Answer: 3</w:t>
         <w:br/>
         <w:t>Q8: もんだい1</w:t>
         <w:br/>
-        <w:t>えいごの　じゅぎょうが　はじまったら、　(   )。</w:t>
+        <w:t>せんしゅうテストがもうありました。</w:t>
       </w:r>
     </w:p>
     <w:p>
       <w:r>
-        <w:t>1. ほんを　ひらきました　　　　2. ほんを　ひらきます　　　　3. ほんを　ひらいてください　　　　4. ほんを　ひらいたでしょう</w:t>
-        <w:br/>
-        <w:t>Answer: 3</w:t>
-        <w:br/>
-        <w:t>Q9: もんだい1</w:t>
-        <w:br/>
-        <w:t>せんせいが　(   )、　あの　しけんの　こと　ききたいです。</w:t>
+        <w:t>もしもっとべんきょう（　　）、いいてんがとれたかもしれません。</w:t>
       </w:r>
     </w:p>
     <w:p>
       <w:r>
-        <w:t>1. みえたら　　　　2. みえるたら　　　　3. みれば　　　　4. みるなら</w:t>
+        <w:t>1. すると 2. して 3. すれば 4. していたら</w:t>
+        <w:br/>
+        <w:t>Answer: 4</w:t>
+        <w:br/>
+        <w:t>Q9: もんだい1</w:t>
+        <w:br/>
+        <w:t>きのう、ともだちがうちにくるとしらなかったので、へやが（　　）でした。</w:t>
+      </w:r>
+    </w:p>
+    <w:p>
+      <w:r>
+        <w:t>もしやすくしておいたら、もっとよかったです。</w:t>
+      </w:r>
+    </w:p>
+    <w:p>
+      <w:r>
+        <w:t>1. きたない 2. きたくなって 3. きたなったら 4. きたなければ</w:t>
         <w:br/>
         <w:t>Answer: 1</w:t>
         <w:br/>
         <w:t>Q10: もんだい1</w:t>
         <w:br/>
-        <w:t>えきに　(   )、　きっさてんで　やすみましょう。</w:t>
+        <w:t>せんしゅうからびょうきでした。</w:t>
       </w:r>
     </w:p>
     <w:p>
       <w:r>
-        <w:t>1. ついたら　　　　2. つくたら　　　　3. つけば　　　　4. つくなら</w:t>
+        <w:t>もしやくを（　　）、きょうはげんきです。</w:t>
+      </w:r>
+    </w:p>
+    <w:p>
+      <w:r>
+        <w:t>1. のむと 2. のんで 3. のめば 4. のんでいたら</w:t>
+        <w:br/>
+        <w:t>Answer: 4</w:t>
+        <w:br/>
+        <w:t>Q1: もんだい2</w:t>
+        <w:br/>
+        <w:t>あしたのてんきよほうであめが（　　）、ピクニックをちゅうしにします。</w:t>
+      </w:r>
+    </w:p>
+    <w:p>
+      <w:r>
+        <w:t>1. ふったら 2. ふると 3. ふれば 4. ふった</w:t>
         <w:br/>
         <w:t>Answer: 1</w:t>
+        <w:br/>
+        <w:t>Q2: もんだい2</w:t>
+        <w:br/>
+        <w:t>デパートでくつを（　　）、おかいけいをしてください。</w:t>
+      </w:r>
+    </w:p>
+    <w:p>
+      <w:r>
+        <w:t>1. 見つけたら 2. 見つけると 3. 見つけたとき 4. 見つけた</w:t>
+        <w:br/>
+        <w:t>Answer: 1</w:t>
+        <w:br/>
+        <w:t>Q3: もんだい2</w:t>
+        <w:br/>
+        <w:t>えきについたら、ははに（　　）。</w:t>
+      </w:r>
+    </w:p>
+    <w:p>
+      <w:r>
+        <w:t>1. でんわします 2. でんわした 3. でんわする 4. でんわして</w:t>
+        <w:br/>
+        <w:t>Answer: 1</w:t>
+        <w:br/>
+        <w:t>Q4: もんだい2</w:t>
+        <w:br/>
+        <w:t>このくすりをのんだら、（　　）。</w:t>
+      </w:r>
+    </w:p>
+    <w:p>
+      <w:r>
+        <w:t>1. ねつがさがりました 2. ねつがさがる 3. ねつがさがって 4. ねつがさがり</w:t>
+        <w:br/>
+        <w:t>Answer: 2</w:t>
+        <w:br/>
+        <w:t>Q5: もんだい2</w:t>
+        <w:br/>
+        <w:t>スーパーでたいくつを（　　）、ともだちにでんわします。</w:t>
+      </w:r>
+    </w:p>
+    <w:p>
+      <w:r>
+        <w:t>1. かんじたら 2. かんじたなら 3. かんじたらすぐに 4. かんじた</w:t>
+        <w:br/>
+        <w:t>Answer: 1</w:t>
+        <w:br/>
+        <w:t>Q6: もんだい2</w:t>
+        <w:br/>
+        <w:t>ともだちがいえにきたら、（　　）、いっしょにえいがをみましょう。</w:t>
+      </w:r>
+    </w:p>
+    <w:p>
+      <w:r>
+        <w:t>1. じかんがあったら 2. じかんがあれば 3. じかんがあった 4. じかんがなくて</w:t>
+        <w:br/>
+        <w:t>Answer: 1</w:t>
+        <w:br/>
+        <w:t>Q7: もんだい2</w:t>
+        <w:br/>
+        <w:t>あしたのしけんがおわったら、（　　）。</w:t>
+      </w:r>
+    </w:p>
+    <w:p>
+      <w:r>
+        <w:t>1. べんきょうします 2. べんきょうした 3. やすみます 4. べんきょうして</w:t>
+        <w:br/>
+        <w:t>Answer: 3</w:t>
+        <w:br/>
+        <w:t>Q8: もんだい2</w:t>
+        <w:br/>
+        <w:t>おばあさんがとうきょうに（　　）、しんかんせんでむかえにいきます。</w:t>
+      </w:r>
+    </w:p>
+    <w:p>
+      <w:r>
+        <w:t>1. くると 2. きたら 3. くれば 4. きた</w:t>
+        <w:br/>
+        <w:t>Answer: 2</w:t>
+        <w:br/>
+        <w:t>Q9: もんだい2</w:t>
+        <w:br/>
+        <w:t>この(スイッチ)をおしたら、（　　）。</w:t>
+      </w:r>
+    </w:p>
+    <w:p>
+      <w:r>
+        <w:t>だからさわらないでください。</w:t>
+      </w:r>
+    </w:p>
+    <w:p>
+      <w:r>
+        <w:t>1. ひがでました 2. ひがでる 3. ひがでた 4. ひがでます</w:t>
+        <w:br/>
+        <w:t>Answer: 2</w:t>
+        <w:br/>
+        <w:t>Q10: もんだい2</w:t>
+        <w:br/>
+        <w:t>たなかさんがえきについたら、（　　）。</w:t>
+      </w:r>
+    </w:p>
+    <w:p>
+      <w:r>
+        <w:t>やくそくのじかんは３じだから。</w:t>
+      </w:r>
+    </w:p>
+    <w:p>
+      <w:r>
+        <w:t>1. まちあわせをわすれた 2. まちあわせをわすれます 3. まちあわせをわすれて 4. まちあわせをわすれていた</w:t>
+        <w:br/>
+        <w:t>Answer: 2</w:t>
       </w:r>
     </w:p>
     <w:sectPr>

--- a/docs/Generated_paper/revised_grammar_questions/test_grammar_1_['～たら〈〉(条件) ']_revised.docx
+++ b/docs/Generated_paper/revised_grammar_questions/test_grammar_1_['～たら〈〉(条件) ']_revised.docx
@@ -6,258 +6,223 @@
       <w:r>
         <w:t>Q1: もんだい1</w:t>
         <w:br/>
-        <w:t>きのうはえいがをみました。</w:t>
+        <w:t>毎朝起きると、（ ）歯を磨きます。</w:t>
       </w:r>
     </w:p>
     <w:p>
       <w:r>
-        <w:t>それから、うちに（　　）、すぐねました。</w:t>
+        <w:t>1. すぐに 2. まだ 3. もう 4. あまり</w:t>
+        <w:br/>
+        <w:t>Answer: 1</w:t>
+        <w:br/>
+        <w:t>Q2: もんだい1</w:t>
+        <w:br/>
+        <w:t>雨が（ ）傘を持って学校に行きます。</w:t>
       </w:r>
     </w:p>
     <w:p>
       <w:r>
-        <w:t>1. かえると 2. かえって 3. かえれば 4. かえったら</w:t>
-        <w:br/>
-        <w:t>Answer: 4</w:t>
-        <w:br/>
-        <w:t>Q2: もんだい1</w:t>
-        <w:br/>
-        <w:t>あしたあめがふったら、テニスのれんしゅうを（　　）。</w:t>
-      </w:r>
-    </w:p>
-    <w:p>
-      <w:r>
-        <w:t>1. やめると 2. やめて 3. やめれば 4. やめます</w:t>
+        <w:t>1. 降るなら 2. 降れば 3. 降ると 4. 降ったら</w:t>
         <w:br/>
         <w:t>Answer: 4</w:t>
         <w:br/>
         <w:t>Q3: もんだい1</w:t>
         <w:br/>
-        <w:t>スーパーでりんごをかいました。</w:t>
+        <w:t>宿題が（ ）すぐにテレビを見ます。</w:t>
       </w:r>
     </w:p>
     <w:p>
       <w:r>
-        <w:t>それからみかんも（　　）、いつもあまいものをたべすぎてしまいます。</w:t>
+        <w:t>1. 終わるなら 2. 終われば 3. 終わると 4. 終わったら</w:t>
+        <w:br/>
+        <w:t>Answer: 4</w:t>
+        <w:br/>
+        <w:t>Q4: もんだい1</w:t>
+        <w:br/>
+        <w:t>友達に会うと、（ ）「こんにちは」と言います。</w:t>
       </w:r>
     </w:p>
     <w:p>
       <w:r>
-        <w:t>1. かうと 2. かって 3. かったら 4. かえば</w:t>
+        <w:t>1. いつも 2. じゅうぶんに 3. とても 4. あまり</w:t>
         <w:br/>
-        <w:t>Answer: 2</w:t>
+        <w:t>Answer: 1</w:t>
         <w:br/>
-        <w:t>Q4: もんだい1</w:t>
+        <w:t>Q5: もんだい1</w:t>
         <w:br/>
-        <w:t>でんわがきたら、すぐ（　　）。</w:t>
+        <w:t>映画が始まると、係員が（ ）静かにしてくださいとお願いします。</w:t>
       </w:r>
     </w:p>
     <w:p>
       <w:r>
-        <w:t>1. きたので 2. きて 3. きまして 4. きます</w:t>
+        <w:t>1. みんな 2. かならず 3. もう 4. あまり</w:t>
         <w:br/>
-        <w:t>Answer: 4</w:t>
+        <w:t>Answer: 2</w:t>
         <w:br/>
-        <w:t>Q5: もんだい1</w:t>
+        <w:t>Q6: もんだい1</w:t>
         <w:br/>
-        <w:t>きょうはひるごはんをたべたら、ちょっと（　　）。</w:t>
+        <w:t>財布を（ ）、学校の事務室に持っていきます。</w:t>
       </w:r>
     </w:p>
     <w:p>
       <w:r>
-        <w:t>1. ねむくなりました 2. たべました 3. たべれば 4. たべたら</w:t>
+        <w:t>1. 見つけますと 2. 見つけれ 3. 見つけるなら 4. 見つけたら</w:t>
         <w:br/>
-        <w:t>Answer: 1</w:t>
+        <w:t>Answer: 4</w:t>
         <w:br/>
-        <w:t>Q6: もんだい1</w:t>
+        <w:t>Q7: もんだい1</w:t>
         <w:br/>
-        <w:t>えきまであるいたら、ゆうびんきょくにも（　　）。</w:t>
+        <w:t>お腹が（ ）昼ご飯を食べます。</w:t>
       </w:r>
     </w:p>
     <w:p>
       <w:r>
-        <w:t>1. あるくと 2. あるいて 3. あるけば 4. あるいたら</w:t>
+        <w:t>1. 空くと 2. 空けば 3. 空くなら 4. 空いたら</w:t>
         <w:br/>
-        <w:t>Answer: 2</w:t>
+        <w:t>Answer: 4</w:t>
         <w:br/>
-        <w:t>Q7: もんだい1</w:t>
+        <w:t>Q8: もんだい1</w:t>
         <w:br/>
-        <w:t>えきでともだちにであったら、いっしょに（　　）。</w:t>
+        <w:t>本を（ ）友達に貸すつもりです。</w:t>
       </w:r>
     </w:p>
     <w:p>
       <w:r>
-        <w:t>1. あるくと 2. あるいて 3. あるきます 4. あるけば</w:t>
-        <w:br/>
-        <w:t>Answer: 3</w:t>
-        <w:br/>
-        <w:t>Q8: もんだい1</w:t>
-        <w:br/>
-        <w:t>せんしゅうテストがもうありました。</w:t>
-      </w:r>
-    </w:p>
-    <w:p>
-      <w:r>
-        <w:t>もしもっとべんきょう（　　）、いいてんがとれたかもしれません。</w:t>
-      </w:r>
-    </w:p>
-    <w:p>
-      <w:r>
-        <w:t>1. すると 2. して 3. すれば 4. していたら</w:t>
+        <w:t>1. 買いますと 2. 買え 3. 買うなら 4. 買ったら</w:t>
         <w:br/>
         <w:t>Answer: 4</w:t>
         <w:br/>
         <w:t>Q9: もんだい1</w:t>
         <w:br/>
-        <w:t>きのう、ともだちがうちにくるとしらなかったので、へやが（　　）でした。</w:t>
+        <w:t>あなたが（ ）、メールを送りました。</w:t>
       </w:r>
     </w:p>
     <w:p>
       <w:r>
-        <w:t>もしやすくしておいたら、もっとよかったです。</w:t>
+        <w:t>1. 帰ると 2. 帰らなかったら 3. 帰れなかったら 4. 帰ったら</w:t>
+        <w:br/>
+        <w:t>Answer: 4</w:t>
+        <w:br/>
+        <w:t>Q10: もんだい1</w:t>
+        <w:br/>
+        <w:t>給料を（ ）、プレゼントを買います。</w:t>
       </w:r>
     </w:p>
     <w:p>
       <w:r>
-        <w:t>1. きたない 2. きたくなって 3. きたなったら 4. きたなければ</w:t>
-        <w:br/>
-        <w:t>Answer: 1</w:t>
-        <w:br/>
-        <w:t>Q10: もんだい1</w:t>
-        <w:br/>
-        <w:t>せんしゅうからびょうきでした。</w:t>
-      </w:r>
-    </w:p>
-    <w:p>
-      <w:r>
-        <w:t>もしやくを（　　）、きょうはげんきです。</w:t>
-      </w:r>
-    </w:p>
-    <w:p>
-      <w:r>
-        <w:t>1. のむと 2. のんで 3. のめば 4. のんでいたら</w:t>
+        <w:t>1. もらうと 2. もらえ 3. もらうなら 4. もらったら</w:t>
         <w:br/>
         <w:t>Answer: 4</w:t>
         <w:br/>
         <w:t>Q1: もんだい2</w:t>
         <w:br/>
-        <w:t>あしたのてんきよほうであめが（　　）、ピクニックをちゅうしにします。</w:t>
+        <w:t>スーパーでさいふを（ ）、先生に渡します。</w:t>
       </w:r>
     </w:p>
     <w:p>
       <w:r>
-        <w:t>1. ふったら 2. ふると 3. ふれば 4. ふった</w:t>
+        <w:t>1. 見つけたら 2. 見つけないと 3. 見つければ 4. 見つけたり</w:t>
         <w:br/>
         <w:t>Answer: 1</w:t>
         <w:br/>
         <w:t>Q2: もんだい2</w:t>
         <w:br/>
-        <w:t>デパートでくつを（　　）、おかいけいをしてください。</w:t>
+        <w:t>きのうえきでともだちに（ ）、いっしょにコーヒーをのみました。</w:t>
       </w:r>
     </w:p>
     <w:p>
       <w:r>
-        <w:t>1. 見つけたら 2. 見つけると 3. 見つけたとき 4. 見つけた</w:t>
+        <w:t>1. 会うと 2. 会ったら 3. 会えば 4. 会ったり</w:t>
         <w:br/>
-        <w:t>Answer: 1</w:t>
+        <w:t>Answer: 2</w:t>
         <w:br/>
         <w:t>Q3: もんだい2</w:t>
         <w:br/>
-        <w:t>えきについたら、ははに（　　）。</w:t>
+        <w:t>でんわが（ ）、じしんのじゅうしょをかえます。</w:t>
       </w:r>
     </w:p>
     <w:p>
       <w:r>
-        <w:t>1. でんわします 2. でんわした 3. でんわする 4. でんわして</w:t>
+        <w:t>1. 鳴ると 2. 鳴れば 3. 鳴ったら 4. 鳴ったり</w:t>
         <w:br/>
-        <w:t>Answer: 1</w:t>
+        <w:t>Answer: 3</w:t>
         <w:br/>
         <w:t>Q4: もんだい2</w:t>
         <w:br/>
-        <w:t>このくすりをのんだら、（　　）。</w:t>
+        <w:t>まいあさねむりが（ ）、7時に目がさめます。</w:t>
       </w:r>
     </w:p>
     <w:p>
       <w:r>
-        <w:t>1. ねつがさがりました 2. ねつがさがる 3. ねつがさがって 4. ねつがさがり</w:t>
+        <w:t>1. 悪いと 2. 悪ければ 3. 悪かったら 4. 悪くても</w:t>
         <w:br/>
-        <w:t>Answer: 2</w:t>
+        <w:t>Answer: 1</w:t>
         <w:br/>
         <w:t>Q5: もんだい2</w:t>
         <w:br/>
-        <w:t>スーパーでたいくつを（　　）、ともだちにでんわします。</w:t>
+        <w:t>あしたせんせいに（ ）、レポートをだします。</w:t>
       </w:r>
     </w:p>
     <w:p>
       <w:r>
-        <w:t>1. かんじたら 2. かんじたなら 3. かんじたらすぐに 4. かんじた</w:t>
+        <w:t>1. 会うと 2. 会えば 3. 会ったら 4. 会ったり</w:t>
         <w:br/>
-        <w:t>Answer: 1</w:t>
+        <w:t>Answer: 3</w:t>
         <w:br/>
         <w:t>Q6: もんだい2</w:t>
         <w:br/>
-        <w:t>ともだちがいえにきたら、（　　）、いっしょにえいがをみましょう。</w:t>
+        <w:t>このケーキを（ ）、みんなにほめられました。</w:t>
       </w:r>
     </w:p>
     <w:p>
       <w:r>
-        <w:t>1. じかんがあったら 2. じかんがあれば 3. じかんがあった 4. じかんがなくて</w:t>
+        <w:t>1. 作ると 2. 作れば 3. 作ったら 4. 作ったり</w:t>
         <w:br/>
-        <w:t>Answer: 1</w:t>
+        <w:t>Answer: 3</w:t>
         <w:br/>
         <w:t>Q7: もんだい2</w:t>
         <w:br/>
-        <w:t>あしたのしけんがおわったら、（　　）。</w:t>
+        <w:t>えいがのよやくが（ ）、メールで知らせてください。</w:t>
       </w:r>
     </w:p>
     <w:p>
       <w:r>
-        <w:t>1. べんきょうします 2. べんきょうした 3. やすみます 4. べんきょうして</w:t>
+        <w:t>1. できると 2. できれば 3. できたら 4. できたり</w:t>
         <w:br/>
         <w:t>Answer: 3</w:t>
         <w:br/>
         <w:t>Q8: もんだい2</w:t>
         <w:br/>
-        <w:t>おばあさんがとうきょうに（　　）、しんかんせんでむかえにいきます。</w:t>
+        <w:t>あしたてんきが（ ）、びじゅつかんへ行きます。</w:t>
       </w:r>
     </w:p>
     <w:p>
       <w:r>
-        <w:t>1. くると 2. きたら 3. くれば 4. きた</w:t>
+        <w:t>1. 悪いと 2. 悪ければ 3. 悪かったら 4. 悪くないとき</w:t>
         <w:br/>
         <w:t>Answer: 2</w:t>
         <w:br/>
         <w:t>Q9: もんだい2</w:t>
         <w:br/>
-        <w:t>この(スイッチ)をおしたら、（　　）。</w:t>
+        <w:t>このメールを（ ）、とてもよろこびます。</w:t>
       </w:r>
     </w:p>
     <w:p>
       <w:r>
-        <w:t>だからさわらないでください。</w:t>
+        <w:t>1. 読むと 2. 読めば 3. 読んだら 4. 読んだり</w:t>
+        <w:br/>
+        <w:t>Answer: 3</w:t>
+        <w:br/>
+        <w:t>Q10: もんだい2</w:t>
+        <w:br/>
+        <w:t>りょこうのゆうびんを（ ）、またごれんらくください。</w:t>
       </w:r>
     </w:p>
     <w:p>
       <w:r>
-        <w:t>1. ひがでました 2. ひがでる 3. ひがでた 4. ひがでます</w:t>
+        <w:t>1. 受け取ると 2. 受け取れば 3. 受け取ったら 4. 受け取ったり</w:t>
         <w:br/>
-        <w:t>Answer: 2</w:t>
-        <w:br/>
-        <w:t>Q10: もんだい2</w:t>
-        <w:br/>
-        <w:t>たなかさんがえきについたら、（　　）。</w:t>
-      </w:r>
-    </w:p>
-    <w:p>
-      <w:r>
-        <w:t>やくそくのじかんは３じだから。</w:t>
-      </w:r>
-    </w:p>
-    <w:p>
-      <w:r>
-        <w:t>1. まちあわせをわすれた 2. まちあわせをわすれます 3. まちあわせをわすれて 4. まちあわせをわすれていた</w:t>
-        <w:br/>
-        <w:t>Answer: 2</w:t>
+        <w:t>Answer: 3</w:t>
       </w:r>
     </w:p>
     <w:sectPr>

--- a/docs/Generated_paper/revised_grammar_questions/test_grammar_1_['～たら〈〉(条件) ']_revised.docx
+++ b/docs/Generated_paper/revised_grammar_questions/test_grammar_1_['～たら〈〉(条件) ']_revised.docx
@@ -6,258 +6,283 @@
       <w:r>
         <w:t>Q1: もんだい1</w:t>
         <w:br/>
-        <w:t>きのうはえいがをみました。</w:t>
+        <w:t>きょう えいがを 見たいです。</w:t>
       </w:r>
     </w:p>
     <w:p>
       <w:r>
-        <w:t>それから、うちに（　　）、すぐねました。</w:t>
+        <w:t>えいがかんに ( )、チケットを 買います。</w:t>
       </w:r>
     </w:p>
     <w:p>
       <w:r>
-        <w:t>1. かえると 2. かえって 3. かえれば 4. かえったら</w:t>
+        <w:t>1. いったら 2. いくと 3. いきましたら 4. いきますなら</w:t>
         <w:br/>
-        <w:t>Answer: 4</w:t>
+        <w:t>Answer: 1</w:t>
         <w:br/>
         <w:t>Q2: もんだい1</w:t>
         <w:br/>
-        <w:t>あしたあめがふったら、テニスのれんしゅうを（　　）。</w:t>
+        <w:t>やさいを いためます。</w:t>
       </w:r>
     </w:p>
     <w:p>
       <w:r>
-        <w:t>1. やめると 2. やめて 3. やめれば 4. やめます</w:t>
-        <w:br/>
-        <w:t>Answer: 4</w:t>
-        <w:br/>
-        <w:t>Q3: もんだい1</w:t>
-        <w:br/>
-        <w:t>スーパーでりんごをかいました。</w:t>
+        <w:t>やさいが ( )、しょうゆを くわえます。</w:t>
       </w:r>
     </w:p>
     <w:p>
       <w:r>
-        <w:t>それからみかんも（　　）、いつもあまいものをたべすぎてしまいます。</w:t>
+        <w:t>1. にがったら 2. にがると 3. にがりましたら 4. にがるなら</w:t>
+        <w:br/>
+        <w:t>Answer: 1</w:t>
+        <w:br/>
+        <w:t>Q3: もんだい1</w:t>
+        <w:br/>
+        <w:t>スーパーで ミルクを 買います。</w:t>
       </w:r>
     </w:p>
     <w:p>
       <w:r>
-        <w:t>1. かうと 2. かって 3. かったら 4. かえば</w:t>
-        <w:br/>
-        <w:t>Answer: 2</w:t>
-        <w:br/>
-        <w:t>Q4: もんだい1</w:t>
-        <w:br/>
-        <w:t>でんわがきたら、すぐ（　　）。</w:t>
+        <w:t>ミルクが ( )、コーヒーを 作りましょう。</w:t>
       </w:r>
     </w:p>
     <w:p>
       <w:r>
-        <w:t>1. きたので 2. きて 3. きまして 4. きます</w:t>
+        <w:t>1. あったら 2. ありますと 3. ありましたら 4. あるなら</w:t>
         <w:br/>
-        <w:t>Answer: 4</w:t>
+        <w:t>Answer: 1</w:t>
         <w:br/>
-        <w:t>Q5: もんだい1</w:t>
+        <w:t>Q4: もんだい1</w:t>
         <w:br/>
-        <w:t>きょうはひるごはんをたべたら、ちょっと（　　）。</w:t>
+        <w:t>ともだちと えいがを 見ます。</w:t>
       </w:r>
     </w:p>
     <w:p>
       <w:r>
-        <w:t>1. ねむくなりました 2. たべました 3. たべれば 4. たべたら</w:t>
-        <w:br/>
-        <w:t>Answer: 1</w:t>
-        <w:br/>
-        <w:t>Q6: もんだい1</w:t>
-        <w:br/>
-        <w:t>えきまであるいたら、ゆうびんきょくにも（　　）。</w:t>
+        <w:t>えいがを ( )、いっしょに おちゃを 飲みましょう。</w:t>
       </w:r>
     </w:p>
     <w:p>
       <w:r>
-        <w:t>1. あるくと 2. あるいて 3. あるけば 4. あるいたら</w:t>
+        <w:t>1. みたら 2. みると 3. みますと 4. みるなら</w:t>
         <w:br/>
-        <w:t>Answer: 2</w:t>
+        <w:t>Answer: 1</w:t>
         <w:br/>
-        <w:t>Q7: もんだい1</w:t>
+        <w:t>Q5: もんだい1</w:t>
         <w:br/>
-        <w:t>えきでともだちにであったら、いっしょに（　　）。</w:t>
+        <w:t>きょう でんわで しゃしんを とります。</w:t>
       </w:r>
     </w:p>
     <w:p>
       <w:r>
-        <w:t>1. あるくと 2. あるいて 3. あるきます 4. あるけば</w:t>
-        <w:br/>
-        <w:t>Answer: 3</w:t>
-        <w:br/>
-        <w:t>Q8: もんだい1</w:t>
-        <w:br/>
-        <w:t>せんしゅうテストがもうありました。</w:t>
+        <w:t>しゃしんが ( )、メールで ともだちに おくります。</w:t>
       </w:r>
     </w:p>
     <w:p>
       <w:r>
-        <w:t>もしもっとべんきょう（　　）、いいてんがとれたかもしれません。</w:t>
+        <w:t>1. できたなら 2. できると 3. できたら 4. できましたら</w:t>
+        <w:br/>
+        <w:t>Answer: 3</w:t>
+        <w:br/>
+        <w:t>Q6: もんだい1</w:t>
+        <w:br/>
+        <w:t>いんたあねっとの パスワードを わすれました。</w:t>
       </w:r>
     </w:p>
     <w:p>
       <w:r>
-        <w:t>1. すると 2. して 3. すれば 4. していたら</w:t>
-        <w:br/>
-        <w:t>Answer: 4</w:t>
-        <w:br/>
-        <w:t>Q9: もんだい1</w:t>
-        <w:br/>
-        <w:t>きのう、ともだちがうちにくるとしらなかったので、へやが（　　）でした。</w:t>
+        <w:t>パスワードを ( )、また ログインできます。</w:t>
       </w:r>
     </w:p>
     <w:p>
       <w:r>
-        <w:t>もしやすくしておいたら、もっとよかったです。</w:t>
+        <w:t>1. おもいだしたら 2. おもいだすと 3. おもいだしましたら 4. おもいだすなら</w:t>
+        <w:br/>
+        <w:t>Answer: 1</w:t>
+        <w:br/>
+        <w:t>Q7: もんだい1</w:t>
+        <w:br/>
+        <w:t>きのう しゅくだいが たくさん ありました。</w:t>
       </w:r>
     </w:p>
     <w:p>
       <w:r>
-        <w:t>1. きたない 2. きたくなって 3. きたなったら 4. きたなければ</w:t>
+        <w:t>しゅくだいが ( )、テレビを みました。</w:t>
+      </w:r>
+    </w:p>
+    <w:p>
+      <w:r>
+        <w:t>1. おわったら 2. おわると 3. おわりますと 4. おわるなら</w:t>
+        <w:br/>
+        <w:t>Answer: 1</w:t>
+        <w:br/>
+        <w:t>Q8: もんだい1</w:t>
+        <w:br/>
+        <w:t>あした おおさかに いきます。</w:t>
+      </w:r>
+    </w:p>
+    <w:p>
+      <w:r>
+        <w:t>おおさかに ( )、メールで おしえてください。</w:t>
+      </w:r>
+    </w:p>
+    <w:p>
+      <w:r>
+        <w:t>1. ついたら 2. つくと 3. つきましたら 4. つくなら</w:t>
+        <w:br/>
+        <w:t>Answer: 1</w:t>
+        <w:br/>
+        <w:t>Q9: もんだい1</w:t>
+        <w:br/>
+        <w:t>きのう びょうきで がっこうを やすみました。</w:t>
+      </w:r>
+    </w:p>
+    <w:p>
+      <w:r>
+        <w:t>きょう ( )、また がっこうに いきます。</w:t>
+      </w:r>
+    </w:p>
+    <w:p>
+      <w:r>
+        <w:t>1. なおったら 2. なおると 3. なおしましたら 4. なおるなら</w:t>
         <w:br/>
         <w:t>Answer: 1</w:t>
         <w:br/>
         <w:t>Q10: もんだい1</w:t>
         <w:br/>
-        <w:t>せんしゅうからびょうきでした。</w:t>
+        <w:t>えきで バスを まっています。</w:t>
       </w:r>
     </w:p>
     <w:p>
       <w:r>
-        <w:t>もしやくを（　　）、きょうはげんきです。</w:t>
+        <w:t>バスが ( )、いえに かえります。</w:t>
       </w:r>
     </w:p>
     <w:p>
       <w:r>
-        <w:t>1. のむと 2. のんで 3. のめば 4. のんでいたら</w:t>
+        <w:t>1. きたら 2. くると 3. きましたら 4. くるなら</w:t>
         <w:br/>
-        <w:t>Answer: 4</w:t>
+        <w:t>Answer: 1</w:t>
         <w:br/>
         <w:t>Q1: もんだい2</w:t>
         <w:br/>
-        <w:t>あしたのてんきよほうであめが（　　）、ピクニックをちゅうしにします。</w:t>
+        <w:t>水が沸いたら、うどんを（　　　　　　）。</w:t>
       </w:r>
     </w:p>
     <w:p>
       <w:r>
-        <w:t>1. ふったら 2. ふると 3. ふれば 4. ふった</w:t>
+        <w:t>1. 入れました 2. 入れます 3. 入れていました 4. 入れた</w:t>
         <w:br/>
-        <w:t>Answer: 1</w:t>
+        <w:t>Answer: 2</w:t>
         <w:br/>
         <w:t>Q2: もんだい2</w:t>
         <w:br/>
-        <w:t>デパートでくつを（　　）、おかいけいをしてください。</w:t>
+        <w:t>教室に入りました。</w:t>
       </w:r>
     </w:p>
     <w:p>
       <w:r>
-        <w:t>1. 見つけたら 2. 見つけると 3. 見つけたとき 4. 見つけた</w:t>
-        <w:br/>
-        <w:t>Answer: 1</w:t>
-        <w:br/>
-        <w:t>Q3: もんだい2</w:t>
-        <w:br/>
-        <w:t>えきについたら、ははに（　　）。</w:t>
+        <w:t>先生に（　　　　　　）。</w:t>
       </w:r>
     </w:p>
     <w:p>
       <w:r>
-        <w:t>1. でんわします 2. でんわした 3. でんわする 4. でんわして</w:t>
+        <w:t>1. あいさつする 2. あいさつしました 3. あいさつしました 4. あいさつします</w:t>
+        <w:br/>
+        <w:t>Answer: 3</w:t>
+        <w:br/>
+        <w:t>Q3: もんだい2</w:t>
+        <w:br/>
+        <w:t>デパートでサイズが合ったら、そのセーターを（　　　　　　）。</w:t>
+      </w:r>
+    </w:p>
+    <w:p>
+      <w:r>
+        <w:t>1. 買います 2. 買いました 3. 買ってください 4. 買っていた</w:t>
         <w:br/>
         <w:t>Answer: 1</w:t>
         <w:br/>
         <w:t>Q4: もんだい2</w:t>
         <w:br/>
-        <w:t>このくすりをのんだら、（　　）。</w:t>
+        <w:t>雨が降ったら、傘を（　　　　　　）。</w:t>
       </w:r>
     </w:p>
     <w:p>
       <w:r>
-        <w:t>1. ねつがさがりました 2. ねつがさがる 3. ねつがさがって 4. ねつがさがり</w:t>
+        <w:t>1. 持ちます 2. 持ちました 3. 持っていました 4. 持った</w:t>
         <w:br/>
-        <w:t>Answer: 2</w:t>
+        <w:t>Answer: 1</w:t>
         <w:br/>
         <w:t>Q5: もんだい2</w:t>
         <w:br/>
-        <w:t>スーパーでたいくつを（　　）、ともだちにでんわします。</w:t>
+        <w:t>映画を見たら、友達と一しょに晩ごはんを（　　　　　　）。</w:t>
       </w:r>
     </w:p>
     <w:p>
       <w:r>
-        <w:t>1. かんじたら 2. かんじたなら 3. かんじたらすぐに 4. かんじた</w:t>
+        <w:t>1. 食べたいです 2. 食べました 3. 食べよう 4. 食べていました</w:t>
         <w:br/>
         <w:t>Answer: 1</w:t>
         <w:br/>
         <w:t>Q6: もんだい2</w:t>
         <w:br/>
-        <w:t>ともだちがいえにきたら、（　　）、いっしょにえいがをみましょう。</w:t>
+        <w:t>駅の切符をなくしたら、もう一度（　　　　　　）。</w:t>
       </w:r>
     </w:p>
     <w:p>
       <w:r>
-        <w:t>1. じかんがあったら 2. じかんがあれば 3. じかんがあった 4. じかんがなくて</w:t>
+        <w:t>1. 買います 2. 買いました 3. 買っていた 4. 買えます</w:t>
         <w:br/>
         <w:t>Answer: 1</w:t>
         <w:br/>
         <w:t>Q7: もんだい2</w:t>
         <w:br/>
-        <w:t>あしたのしけんがおわったら、（　　）。</w:t>
+        <w:t>料理が全部できたら、母に電話を（　　　　　　）。</w:t>
       </w:r>
     </w:p>
     <w:p>
       <w:r>
-        <w:t>1. べんきょうします 2. べんきょうした 3. やすみます 4. べんきょうして</w:t>
+        <w:t>1. します 2. しました 3. しましょう 4. しています</w:t>
         <w:br/>
-        <w:t>Answer: 3</w:t>
+        <w:t>Answer: 1</w:t>
         <w:br/>
         <w:t>Q8: もんだい2</w:t>
         <w:br/>
-        <w:t>おばあさんがとうきょうに（　　）、しんかんせんでむかえにいきます。</w:t>
+        <w:t>東京についたら、弟にメールを（　　　　　　）。</w:t>
       </w:r>
     </w:p>
     <w:p>
       <w:r>
-        <w:t>1. くると 2. きたら 3. くれば 4. きた</w:t>
+        <w:t>1. 送ります 2. 送りました 3. 送ってください 4. 送っていました</w:t>
         <w:br/>
-        <w:t>Answer: 2</w:t>
+        <w:t>Answer: 1</w:t>
         <w:br/>
         <w:t>Q9: もんだい2</w:t>
         <w:br/>
-        <w:t>この(スイッチ)をおしたら、（　　）。</w:t>
+        <w:t>明日、公園でピクニックをします。</w:t>
       </w:r>
     </w:p>
     <w:p>
       <w:r>
-        <w:t>だからさわらないでください。</w:t>
+        <w:t>天気が悪かったら、私たちが（　　　　　　）。</w:t>
       </w:r>
     </w:p>
     <w:p>
       <w:r>
-        <w:t>1. ひがでました 2. ひがでる 3. ひがでた 4. ひがでます</w:t>
+        <w:t>1. 中止になります 2. 中止になりました 3. 中止になりますか 4. 中止にします</w:t>
         <w:br/>
-        <w:t>Answer: 2</w:t>
+        <w:t>Answer: 4</w:t>
         <w:br/>
         <w:t>Q10: もんだい2</w:t>
         <w:br/>
-        <w:t>たなかさんがえきについたら、（　　）。</w:t>
+        <w:t>スマホのバッテリーが少なくなったら、家で（　　　　　　）。</w:t>
       </w:r>
     </w:p>
     <w:p>
       <w:r>
-        <w:t>やくそくのじかんは３じだから。</w:t>
-      </w:r>
-    </w:p>
-    <w:p>
-      <w:r>
-        <w:t>1. まちあわせをわすれた 2. まちあわせをわすれます 3. まちあわせをわすれて 4. まちあわせをわすれていた</w:t>
+        <w:t>1. 充電します 2. 充電していました 3. 充電した 4. 充電しましょう</w:t>
         <w:br/>
-        <w:t>Answer: 2</w:t>
+        <w:t>Answer: 1</w:t>
       </w:r>
     </w:p>
     <w:sectPr>

--- a/docs/Generated_paper/revised_grammar_questions/test_grammar_1_['～たら〈〉(条件) ']_revised.docx
+++ b/docs/Generated_paper/revised_grammar_questions/test_grammar_1_['～たら〈〉(条件) ']_revised.docx
@@ -6,281 +6,233 @@
       <w:r>
         <w:t>Q1: もんだい1</w:t>
         <w:br/>
-        <w:t>きょう えいがを 見たいです。</w:t>
+        <w:t>家に帰ったら、すぐにご飯を( )。</w:t>
       </w:r>
     </w:p>
     <w:p>
       <w:r>
-        <w:t>えいがかんに ( )、チケットを 買います。</w:t>
+        <w:t>1. 食べたら 2. 食べるたら 3. 食べれば 4. 食べた</w:t>
+        <w:br/>
+        <w:t>Answer: 4</w:t>
+        <w:br/>
+        <w:t>Q2: もんだい1</w:t>
+        <w:br/>
+        <w:t>駅に行く前に切符を買います。</w:t>
       </w:r>
     </w:p>
     <w:p>
       <w:r>
-        <w:t>1. いったら 2. いくと 3. いきましたら 4. いきますなら</w:t>
-        <w:br/>
-        <w:t>Answer: 1</w:t>
-        <w:br/>
-        <w:t>Q2: もんだい1</w:t>
-        <w:br/>
-        <w:t>やさいを いためます。</w:t>
+        <w:t>駅に着いたら( )、電車に乗ります。</w:t>
       </w:r>
     </w:p>
     <w:p>
       <w:r>
-        <w:t>やさいが ( )、しょうゆを くわえます。</w:t>
-      </w:r>
-    </w:p>
-    <w:p>
-      <w:r>
-        <w:t>1. にがったら 2. にがると 3. にがりましたら 4. にがるなら</w:t>
+        <w:t>1. 切符を買ったら 2. たとき 3. れば 4. た</w:t>
         <w:br/>
         <w:t>Answer: 1</w:t>
         <w:br/>
         <w:t>Q3: もんだい1</w:t>
         <w:br/>
-        <w:t>スーパーで ミルクを 買います。</w:t>
+        <w:t>友達に会ったら、( )。</w:t>
       </w:r>
     </w:p>
     <w:p>
       <w:r>
-        <w:t>ミルクが ( )、コーヒーを 作りましょう。</w:t>
+        <w:t>1. こんにちは言うたら 2. こんにちは言ったら 3. こんにちは言えば 4. こんにちは言った</w:t>
+        <w:br/>
+        <w:t>Answer: 2</w:t>
+        <w:br/>
+        <w:t>Q4: もんだい1</w:t>
+        <w:br/>
+        <w:t>試験が終わったら、( )。</w:t>
       </w:r>
     </w:p>
     <w:p>
       <w:r>
-        <w:t>1. あったら 2. ありますと 3. ありましたら 4. あるなら</w:t>
+        <w:t>1. 休みますたら 2. 休みますれば 3. 休みます 4. 休んだ</w:t>
         <w:br/>
-        <w:t>Answer: 1</w:t>
+        <w:t>Answer: 3</w:t>
         <w:br/>
-        <w:t>Q4: もんだい1</w:t>
+        <w:t>Q5: もんだい1</w:t>
         <w:br/>
-        <w:t>ともだちと えいがを 見ます。</w:t>
+        <w:t>映画が( )、友達とレストランに行きませんか。</w:t>
       </w:r>
     </w:p>
     <w:p>
       <w:r>
-        <w:t>えいがを ( )、いっしょに おちゃを 飲みましょう。</w:t>
+        <w:t>1. 終わったら 2. 終わるたら 3. 終われば 4. 終わった</w:t>
+        <w:br/>
+        <w:t>Answer: 1</w:t>
+        <w:br/>
+        <w:t>Q6: もんだい1</w:t>
+        <w:br/>
+        <w:t>メールを( )、返事をください。</w:t>
       </w:r>
     </w:p>
     <w:p>
       <w:r>
-        <w:t>1. みたら 2. みると 3. みますと 4. みるなら</w:t>
-        <w:br/>
-        <w:t>Answer: 1</w:t>
-        <w:br/>
-        <w:t>Q5: もんだい1</w:t>
-        <w:br/>
-        <w:t>きょう でんわで しゃしんを とります。</w:t>
-      </w:r>
-    </w:p>
-    <w:p>
-      <w:r>
-        <w:t>しゃしんが ( )、メールで ともだちに おくります。</w:t>
-      </w:r>
-    </w:p>
-    <w:p>
-      <w:r>
-        <w:t>1. できたなら 2. できると 3. できたら 4. できましたら</w:t>
-        <w:br/>
-        <w:t>Answer: 3</w:t>
-        <w:br/>
-        <w:t>Q6: もんだい1</w:t>
-        <w:br/>
-        <w:t>いんたあねっとの パスワードを わすれました。</w:t>
-      </w:r>
-    </w:p>
-    <w:p>
-      <w:r>
-        <w:t>パスワードを ( )、また ログインできます。</w:t>
-      </w:r>
-    </w:p>
-    <w:p>
-      <w:r>
-        <w:t>1. おもいだしたら 2. おもいだすと 3. おもいだしましたら 4. おもいだすなら</w:t>
+        <w:t>1. 見たら 2. 見るたら 3. 見れば 4. 見た</w:t>
         <w:br/>
         <w:t>Answer: 1</w:t>
         <w:br/>
         <w:t>Q7: もんだい1</w:t>
         <w:br/>
-        <w:t>きのう しゅくだいが たくさん ありました。</w:t>
+        <w:t>明日雨が( )、ピクニックをやめましょう。</w:t>
       </w:r>
     </w:p>
     <w:p>
       <w:r>
-        <w:t>しゅくだいが ( )、テレビを みました。</w:t>
-      </w:r>
-    </w:p>
-    <w:p>
-      <w:r>
-        <w:t>1. おわったら 2. おわると 3. おわりますと 4. おわるなら</w:t>
+        <w:t>1. 降ったら 2. 降るたら 3. 降れば 4. 降った</w:t>
         <w:br/>
         <w:t>Answer: 1</w:t>
         <w:br/>
         <w:t>Q8: もんだい1</w:t>
         <w:br/>
-        <w:t>あした おおさかに いきます。</w:t>
+        <w:t>この薬を( )、元気になりますよ。</w:t>
       </w:r>
     </w:p>
     <w:p>
       <w:r>
-        <w:t>おおさかに ( )、メールで おしえてください。</w:t>
-      </w:r>
-    </w:p>
-    <w:p>
-      <w:r>
-        <w:t>1. ついたら 2. つくと 3. つきましたら 4. つくなら</w:t>
+        <w:t>1. 飲んだら 2. 飲むたら 3. 飲めば元気になる 4. 飲んだ</w:t>
         <w:br/>
         <w:t>Answer: 1</w:t>
         <w:br/>
         <w:t>Q9: もんだい1</w:t>
         <w:br/>
-        <w:t>きのう びょうきで がっこうを やすみました。</w:t>
+        <w:t>道がわかりません。</w:t>
       </w:r>
     </w:p>
     <w:p>
       <w:r>
-        <w:t>きょう ( )、また がっこうに いきます。</w:t>
+        <w:t>青い看板を( )、左に曲がってください。</w:t>
       </w:r>
     </w:p>
     <w:p>
       <w:r>
-        <w:t>1. なおったら 2. なおると 3. なおしましたら 4. なおるなら</w:t>
+        <w:t>1. 見たら 2. 見るたら 3. 見れば 4. 見た</w:t>
         <w:br/>
         <w:t>Answer: 1</w:t>
         <w:br/>
         <w:t>Q10: もんだい1</w:t>
         <w:br/>
-        <w:t>えきで バスを まっています。</w:t>
+        <w:t>今度の休みに空港に着いたら、母に電話を( )。</w:t>
       </w:r>
     </w:p>
     <w:p>
       <w:r>
-        <w:t>バスが ( )、いえに かえります。</w:t>
+        <w:t>1. しますか 2. しました 3. します 4. してください</w:t>
+        <w:br/>
+        <w:t>Answer: 3</w:t>
+        <w:br/>
+        <w:t>Q1: もんだい2</w:t>
+        <w:br/>
+        <w:t>朝、目が覚めたら、すぐに ( )。</w:t>
       </w:r>
     </w:p>
     <w:p>
       <w:r>
-        <w:t>1. きたら 2. くると 3. きましたら 4. くるなら</w:t>
+        <w:t>1. 起きる 2. 起きよう 3. 起きようとした 4. 起きている</w:t>
         <w:br/>
         <w:t>Answer: 1</w:t>
         <w:br/>
-        <w:t>Q1: もんだい2</w:t>
+        <w:t>Q2: もんだい2</w:t>
         <w:br/>
-        <w:t>水が沸いたら、うどんを（　　　　　　）。</w:t>
+        <w:t>スーパーでパンを買ったら、牛乳も ( )。</w:t>
       </w:r>
     </w:p>
     <w:p>
       <w:r>
-        <w:t>1. 入れました 2. 入れます 3. 入れていました 4. 入れた</w:t>
+        <w:t>1. 買います 2. 買おう 3. 買った 4. 買っている</w:t>
         <w:br/>
         <w:t>Answer: 2</w:t>
         <w:br/>
-        <w:t>Q2: もんだい2</w:t>
+        <w:t>Q3: もんだい2</w:t>
         <w:br/>
-        <w:t>教室に入りました。</w:t>
+        <w:t>駅に着いたら、友達に ( )。</w:t>
       </w:r>
     </w:p>
     <w:p>
       <w:r>
-        <w:t>先生に（　　　　　　）。</w:t>
-      </w:r>
-    </w:p>
-    <w:p>
-      <w:r>
-        <w:t>1. あいさつする 2. あいさつしました 3. あいさつしました 4. あいさつします</w:t>
-        <w:br/>
-        <w:t>Answer: 3</w:t>
-        <w:br/>
-        <w:t>Q3: もんだい2</w:t>
-        <w:br/>
-        <w:t>デパートでサイズが合ったら、そのセーターを（　　　　　　）。</w:t>
-      </w:r>
-    </w:p>
-    <w:p>
-      <w:r>
-        <w:t>1. 買います 2. 買いました 3. 買ってください 4. 買っていた</w:t>
+        <w:t>1. 電話する 2. 電話しよう 3. 電話した 4. 電話している</w:t>
         <w:br/>
         <w:t>Answer: 1</w:t>
         <w:br/>
         <w:t>Q4: もんだい2</w:t>
         <w:br/>
-        <w:t>雨が降ったら、傘を（　　　　　　）。</w:t>
+        <w:t>宿題が終わったら、テレビを ( )。</w:t>
       </w:r>
     </w:p>
     <w:p>
       <w:r>
-        <w:t>1. 持ちます 2. 持ちました 3. 持っていました 4. 持った</w:t>
+        <w:t>1. 見る 2. 見よう 3. 見た 4. 見ている</w:t>
         <w:br/>
         <w:t>Answer: 1</w:t>
         <w:br/>
         <w:t>Q5: もんだい2</w:t>
         <w:br/>
-        <w:t>映画を見たら、友達と一しょに晩ごはんを（　　　　　　）。</w:t>
+        <w:t>雨が降ったら、ピクニックを( )。</w:t>
       </w:r>
     </w:p>
     <w:p>
       <w:r>
-        <w:t>1. 食べたいです 2. 食べました 3. 食べよう 4. 食べていました</w:t>
+        <w:t>1. やめます 2. やめよう 3. やめた 4. やめている</w:t>
         <w:br/>
-        <w:t>Answer: 1</w:t>
+        <w:t>Answer: 2</w:t>
         <w:br/>
         <w:t>Q6: もんだい2</w:t>
         <w:br/>
-        <w:t>駅の切符をなくしたら、もう一度（　　　　　　）。</w:t>
+        <w:t>銀行に行ったら、もう午後( ) 閉まっていた。</w:t>
       </w:r>
     </w:p>
     <w:p>
       <w:r>
-        <w:t>1. 買います 2. 買いました 3. 買っていた 4. 買えます</w:t>
+        <w:t>1. 3時 2. 3時に 3. 3時で 4. 3時と</w:t>
         <w:br/>
-        <w:t>Answer: 1</w:t>
+        <w:t>Answer: 2</w:t>
         <w:br/>
         <w:t>Q7: もんだい2</w:t>
         <w:br/>
-        <w:t>料理が全部できたら、母に電話を（　　　　　　）。</w:t>
+        <w:t>メールアドレスが ( ) 書いてあります。</w:t>
       </w:r>
     </w:p>
     <w:p>
       <w:r>
-        <w:t>1. します 2. しました 3. しましょう 4. しています</w:t>
+        <w:t>1. に 2. が 3. で 4. と</w:t>
         <w:br/>
-        <w:t>Answer: 1</w:t>
+        <w:t>Answer: 2</w:t>
         <w:br/>
         <w:t>Q8: もんだい2</w:t>
         <w:br/>
-        <w:t>東京についたら、弟にメールを（　　　　　　）。</w:t>
+        <w:t>昨日、駅で山田さんと会ったら、彼は ( ) いました。</w:t>
       </w:r>
     </w:p>
     <w:p>
       <w:r>
-        <w:t>1. 送ります 2. 送りました 3. 送ってください 4. 送っていました</w:t>
+        <w:t>1. 急いで 2. 急いでて 3. 急いでいた 4. 急ぐ</w:t>
         <w:br/>
         <w:t>Answer: 1</w:t>
         <w:br/>
         <w:t>Q9: もんだい2</w:t>
         <w:br/>
-        <w:t>明日、公園でピクニックをします。</w:t>
+        <w:t>「先週、田中さんの結婚式の話を聞いたら、思わずびっくり ( )。</w:t>
       </w:r>
     </w:p>
     <w:p>
       <w:r>
-        <w:t>天気が悪かったら、私たちが（　　　　　　）。</w:t>
+        <w:t>」</w:t>
+        <w:br/>
+        <w:t>1. しました 2. していました 3. してしまいました 4. ししていました</w:t>
+        <w:br/>
+        <w:t>Answer: 3</w:t>
+        <w:br/>
+        <w:t>Q10: もんだい2</w:t>
+        <w:br/>
+        <w:t>駅前のカフェで友達を見かけたら、昨日借りた本を ( )。</w:t>
       </w:r>
     </w:p>
     <w:p>
       <w:r>
-        <w:t>1. 中止になります 2. 中止になりました 3. 中止になりますか 4. 中止にします</w:t>
-        <w:br/>
-        <w:t>Answer: 4</w:t>
-        <w:br/>
-        <w:t>Q10: もんだい2</w:t>
-        <w:br/>
-        <w:t>スマホのバッテリーが少なくなったら、家で（　　　　　　）。</w:t>
-      </w:r>
-    </w:p>
-    <w:p>
-      <w:r>
-        <w:t>1. 充電します 2. 充電していました 3. 充電した 4. 充電しましょう</w:t>
+        <w:t>1. 忘れてしまった 2. 忘れている 3. 忘れよう 4. 忘れる</w:t>
         <w:br/>
         <w:t>Answer: 1</w:t>
       </w:r>

--- a/docs/Generated_paper/revised_grammar_questions/test_grammar_1_['～たら〈〉(条件) ']_revised.docx
+++ b/docs/Generated_paper/revised_grammar_questions/test_grammar_1_['～たら〈〉(条件) ']_revised.docx
@@ -6,233 +6,221 @@
       <w:r>
         <w:t>Q1: もんだい1</w:t>
         <w:br/>
-        <w:t>家に帰ったら、すぐにご飯を( )。</w:t>
+        <w:t>きのうは おそく ねた（   ）、 けさ おきたら もう ９じでした。</w:t>
       </w:r>
     </w:p>
     <w:p>
       <w:r>
-        <w:t>1. 食べたら 2. 食べるたら 3. 食べれば 4. 食べた</w:t>
+        <w:t>1. たら 2. なら 3. と 4. ば</w:t>
         <w:br/>
-        <w:t>Answer: 4</w:t>
+        <w:t>Answer: 1</w:t>
         <w:br/>
         <w:t>Q2: もんだい1</w:t>
         <w:br/>
-        <w:t>駅に行く前に切符を買います。</w:t>
+        <w:t>えきに つき（   ）、 きっさてんで コーヒーを のみます。</w:t>
       </w:r>
     </w:p>
     <w:p>
       <w:r>
-        <w:t>駅に着いたら( )、電車に乗ります。</w:t>
-      </w:r>
-    </w:p>
-    <w:p>
-      <w:r>
-        <w:t>1. 切符を買ったら 2. たとき 3. れば 4. た</w:t>
+        <w:t>1. たら 2. なら 3. と 4. ば</w:t>
         <w:br/>
         <w:t>Answer: 1</w:t>
         <w:br/>
         <w:t>Q3: もんだい1</w:t>
         <w:br/>
-        <w:t>友達に会ったら、( )。</w:t>
+        <w:t>スーパーに 行（   ）、 りんごを かって ください。</w:t>
       </w:r>
     </w:p>
     <w:p>
       <w:r>
-        <w:t>1. こんにちは言うたら 2. こんにちは言ったら 3. こんにちは言えば 4. こんにちは言った</w:t>
+        <w:t>1. いたら 2. いたら 3. いたら 4. いたら</w:t>
         <w:br/>
-        <w:t>Answer: 2</w:t>
+        <w:t>Answer: 1</w:t>
         <w:br/>
         <w:t>Q4: もんだい1</w:t>
         <w:br/>
-        <w:t>試験が終わったら、( )。</w:t>
+        <w:t>あした てんきが よく（   ）、 こうえんに あそびに いきます。</w:t>
       </w:r>
     </w:p>
     <w:p>
       <w:r>
-        <w:t>1. 休みますたら 2. 休みますれば 3. 休みます 4. 休んだ</w:t>
+        <w:t>1. たら 2. なら 3. と 4. ば</w:t>
         <w:br/>
-        <w:t>Answer: 3</w:t>
+        <w:t>Answer: 1</w:t>
         <w:br/>
         <w:t>Q5: もんだい1</w:t>
         <w:br/>
-        <w:t>映画が( )、友達とレストランに行きませんか。</w:t>
+        <w:t>ともだちと えいがを み（   ）、 いえに かえりました。</w:t>
       </w:r>
     </w:p>
     <w:p>
       <w:r>
-        <w:t>1. 終わったら 2. 終わるたら 3. 終われば 4. 終わった</w:t>
+        <w:t>1. たら 2. たら 3. たら 4. たら</w:t>
         <w:br/>
         <w:t>Answer: 1</w:t>
         <w:br/>
         <w:t>Q6: もんだい1</w:t>
         <w:br/>
-        <w:t>メールを( )、返事をください。</w:t>
+        <w:t>この くすりを のん（   ）、 ちょっと よく なりました。</w:t>
       </w:r>
     </w:p>
     <w:p>
       <w:r>
-        <w:t>1. 見たら 2. 見るたら 3. 見れば 4. 見た</w:t>
+        <w:t>1. だら 2. たら 3. たり 4. たれ</w:t>
         <w:br/>
-        <w:t>Answer: 1</w:t>
+        <w:t>Answer: 2</w:t>
         <w:br/>
         <w:t>Q7: もんだい1</w:t>
         <w:br/>
-        <w:t>明日雨が( )、ピクニックをやめましょう。</w:t>
+        <w:t>でんしゃの きっぷを わすれ（   ）、 あやまりました。</w:t>
       </w:r>
     </w:p>
     <w:p>
       <w:r>
-        <w:t>1. 降ったら 2. 降るたら 3. 降れば 4. 降った</w:t>
+        <w:t>1. たら 2. たら 3. たら 4. たら</w:t>
         <w:br/>
         <w:t>Answer: 1</w:t>
         <w:br/>
         <w:t>Q8: もんだい1</w:t>
         <w:br/>
-        <w:t>この薬を( )、元気になりますよ。</w:t>
+        <w:t>かいものを す（   ）、 ゆうはんを つくります。</w:t>
       </w:r>
     </w:p>
     <w:p>
       <w:r>
-        <w:t>1. 飲んだら 2. 飲むたら 3. 飲めば元気になる 4. 飲んだ</w:t>
+        <w:t>1. したら 2. するなら 3. してと 4. したば</w:t>
         <w:br/>
         <w:t>Answer: 1</w:t>
         <w:br/>
         <w:t>Q9: もんだい1</w:t>
         <w:br/>
-        <w:t>道がわかりません。</w:t>
+        <w:t>きょねん にほんに きた（   ）、 にほんごの べんきょうを はじめました。</w:t>
       </w:r>
     </w:p>
     <w:p>
       <w:r>
-        <w:t>青い看板を( )、左に曲がってください。</w:t>
-      </w:r>
-    </w:p>
-    <w:p>
-      <w:r>
-        <w:t>1. 見たら 2. 見るたら 3. 見れば 4. 見た</w:t>
+        <w:t>1. たら 2. なら 3. と 4. ば</w:t>
         <w:br/>
         <w:t>Answer: 1</w:t>
         <w:br/>
         <w:t>Q10: もんだい1</w:t>
         <w:br/>
-        <w:t>今度の休みに空港に着いたら、母に電話を( )。</w:t>
+        <w:t>たなかさんに でんわを かけ（   ）、 でかけて いました。</w:t>
       </w:r>
     </w:p>
     <w:p>
       <w:r>
-        <w:t>1. しますか 2. しました 3. します 4. してください</w:t>
+        <w:t>1. たら 2. たら 3. たら 4. たら</w:t>
         <w:br/>
-        <w:t>Answer: 3</w:t>
+        <w:t>Answer: 1</w:t>
         <w:br/>
         <w:t>Q1: もんだい2</w:t>
         <w:br/>
-        <w:t>朝、目が覚めたら、すぐに ( )。</w:t>
+        <w:t>あした 天気が いい（  ）、 公園で ピクニックを します。</w:t>
       </w:r>
     </w:p>
     <w:p>
       <w:r>
-        <w:t>1. 起きる 2. 起きよう 3. 起きようとした 4. 起きている</w:t>
+        <w:t>1. たら 2. れば 3. なら 4. ても</w:t>
         <w:br/>
         <w:t>Answer: 1</w:t>
         <w:br/>
         <w:t>Q2: もんだい2</w:t>
         <w:br/>
-        <w:t>スーパーでパンを買ったら、牛乳も ( )。</w:t>
+        <w:t>コンビニで ジュースを 買おうと したら、（  ）。</w:t>
       </w:r>
     </w:p>
     <w:p>
       <w:r>
-        <w:t>1. 買います 2. 買おう 3. 買った 4. 買っている</w:t>
+        <w:t>1. お金が なかった 2. お金が あります 3. お金が ありません 4. お金が ありますか</w:t>
         <w:br/>
-        <w:t>Answer: 2</w:t>
+        <w:t>Answer: 1</w:t>
         <w:br/>
         <w:t>Q3: もんだい2</w:t>
         <w:br/>
-        <w:t>駅に着いたら、友達に ( )。</w:t>
+        <w:t>宿題が 終わり（  ）、 テレビを 見ても いいですよ。</w:t>
       </w:r>
     </w:p>
     <w:p>
       <w:r>
-        <w:t>1. 電話する 2. 電話しよう 3. 電話した 4. 電話している</w:t>
+        <w:t>1. たら 2. れば 3. たら 4. たら</w:t>
         <w:br/>
         <w:t>Answer: 1</w:t>
         <w:br/>
         <w:t>Q4: もんだい2</w:t>
         <w:br/>
-        <w:t>宿題が終わったら、テレビを ( )。</w:t>
+        <w:t>駅に 着いたら、（  ）。</w:t>
       </w:r>
     </w:p>
     <w:p>
       <w:r>
-        <w:t>1. 見る 2. 見よう 3. 見た 4. 見ている</w:t>
+        <w:t>1. お母さんに 電話を します 2. お母さんに 電話を しました 3. お母さんに 電話を しますか 4. お母さんに 電話を しません</w:t>
         <w:br/>
         <w:t>Answer: 1</w:t>
         <w:br/>
         <w:t>Q5: もんだい2</w:t>
         <w:br/>
-        <w:t>雨が降ったら、ピクニックを( )。</w:t>
+        <w:t>昨日、スーパーで 買い物を したら、（  ）。</w:t>
       </w:r>
     </w:p>
     <w:p>
       <w:r>
-        <w:t>1. やめます 2. やめよう 3. やめた 4. やめている</w:t>
+        <w:t>1. 安いリンゴが 売っていました 2. 安いリンゴが 売っています 3. 安いリンゴが 売っていますか 4. 安いリンゴが 売りません</w:t>
         <w:br/>
-        <w:t>Answer: 2</w:t>
+        <w:t>Answer: 1</w:t>
         <w:br/>
         <w:t>Q6: もんだい2</w:t>
         <w:br/>
-        <w:t>銀行に行ったら、もう午後( ) 閉まっていた。</w:t>
+        <w:t>電車に 乗ったら、（  ）。</w:t>
       </w:r>
     </w:p>
     <w:p>
       <w:r>
-        <w:t>1. 3時 2. 3時に 3. 3時で 4. 3時と</w:t>
+        <w:t>1. 窓から 景色が 見えました 2. 窓から 景色が 見えます 3. 窓から 景色が 見えません 4. 窓から 景色が 見えましょう</w:t>
         <w:br/>
-        <w:t>Answer: 2</w:t>
+        <w:t>Answer: 1</w:t>
         <w:br/>
         <w:t>Q7: もんだい2</w:t>
         <w:br/>
-        <w:t>メールアドレスが ( ) 書いてあります。</w:t>
+        <w:t>メールを 送ったら、（  ）。</w:t>
       </w:r>
     </w:p>
     <w:p>
       <w:r>
-        <w:t>1. に 2. が 3. で 4. と</w:t>
+        <w:t>1. 友だちが すぐに 返事を くれました 2. 友だちが 返事を くれます 3. 友だちが 返事を くれません 4. 友だちが 返事を くれましょう</w:t>
         <w:br/>
-        <w:t>Answer: 2</w:t>
+        <w:t>Answer: 1</w:t>
         <w:br/>
         <w:t>Q8: もんだい2</w:t>
         <w:br/>
-        <w:t>昨日、駅で山田さんと会ったら、彼は ( ) いました。</w:t>
+        <w:t>この 薬を 飲んだら、（  ）。</w:t>
       </w:r>
     </w:p>
     <w:p>
       <w:r>
-        <w:t>1. 急いで 2. 急いでて 3. 急いでいた 4. 急ぐ</w:t>
+        <w:t>1. 体が 元気になりました 2. 体が 元気になります 3. 体が 元気になりません 4. 体が 元気になりましょう</w:t>
         <w:br/>
         <w:t>Answer: 1</w:t>
         <w:br/>
         <w:t>Q9: もんだい2</w:t>
         <w:br/>
-        <w:t>「先週、田中さんの結婚式の話を聞いたら、思わずびっくり ( )。</w:t>
+        <w:t>先生が 教室に はいってきた（  ）、 みんなで 「おはようございます」と 言います。</w:t>
       </w:r>
     </w:p>
     <w:p>
       <w:r>
-        <w:t>」</w:t>
+        <w:t>1. たら 2. れば 3. なら 4. ても</w:t>
         <w:br/>
-        <w:t>1. しました 2. していました 3. してしまいました 4. ししていました</w:t>
-        <w:br/>
-        <w:t>Answer: 3</w:t>
+        <w:t>Answer: 1</w:t>
         <w:br/>
         <w:t>Q10: もんだい2</w:t>
         <w:br/>
-        <w:t>駅前のカフェで友達を見かけたら、昨日借りた本を ( )。</w:t>
+        <w:t>あなたの メールを もらった（  ）、 すぐに 返事を 書きました。</w:t>
       </w:r>
     </w:p>
     <w:p>
       <w:r>
-        <w:t>1. 忘れてしまった 2. 忘れている 3. 忘れよう 4. 忘れる</w:t>
+        <w:t>1. たら 2. れば 3. なら 4. ても</w:t>
         <w:br/>
         <w:t>Answer: 1</w:t>
       </w:r>

--- a/docs/Generated_paper/revised_grammar_questions/test_grammar_1_['～たら〈〉(条件) ']_revised.docx
+++ b/docs/Generated_paper/revised_grammar_questions/test_grammar_1_['～たら〈〉(条件) ']_revised.docx
@@ -6,235 +6,287 @@
       <w:r>
         <w:t>Q1: もんだい1</w:t>
         <w:br/>
-        <w:t>家に帰ったら、すぐにご飯を( )。</w:t>
+        <w:t>きのうは雨が降ったので、公園で ( )。</w:t>
       </w:r>
     </w:p>
     <w:p>
       <w:r>
-        <w:t>1. 食べたら 2. 食べるたら 3. 食べれば 4. 食べた</w:t>
+        <w:t>1. サッカーをしました</w:t>
         <w:br/>
-        <w:t>Answer: 4</w:t>
+        <w:t>2. サッカーをしませんでした</w:t>
+        <w:br/>
+        <w:t>3. サッカーをします</w:t>
+        <w:br/>
+        <w:t>4. サッカーをするでしょう</w:t>
+        <w:br/>
+        <w:t>Answer: 2</w:t>
         <w:br/>
         <w:t>Q2: もんだい1</w:t>
         <w:br/>
-        <w:t>駅に行く前に切符を買います。</w:t>
+        <w:t>えきで ともだちを みました。</w:t>
       </w:r>
     </w:p>
     <w:p>
       <w:r>
-        <w:t>駅に着いたら( )、電車に乗ります。</w:t>
+        <w:t>( )、いっしょに ぎんざへ いきました。</w:t>
       </w:r>
     </w:p>
     <w:p>
       <w:r>
-        <w:t>1. 切符を買ったら 2. たとき 3. れば 4. た</w:t>
+        <w:t>1. みる 2. みれば 3. みたら 4. みて</w:t>
         <w:br/>
-        <w:t>Answer: 1</w:t>
+        <w:t>Answer: 3</w:t>
         <w:br/>
         <w:t>Q3: もんだい1</w:t>
         <w:br/>
-        <w:t>友達に会ったら、( )。</w:t>
+        <w:t>ともだちが うちに くる まえに、へやを そうじします。</w:t>
       </w:r>
     </w:p>
     <w:p>
       <w:r>
-        <w:t>1. こんにちは言うたら 2. こんにちは言ったら 3. こんにちは言えば 4. こんにちは言った</w:t>
-        <w:br/>
-        <w:t>Answer: 2</w:t>
-        <w:br/>
-        <w:t>Q4: もんだい1</w:t>
-        <w:br/>
-        <w:t>試験が終わったら、( )。</w:t>
+        <w:t>でも、ともだちが ( )、そうじが できません。</w:t>
       </w:r>
     </w:p>
     <w:p>
       <w:r>
-        <w:t>1. 休みますたら 2. 休みますれば 3. 休みます 4. 休んだ</w:t>
+        <w:t>1. はやく きたら</w:t>
+        <w:br/>
+        <w:t>2. はやく くるなら</w:t>
+        <w:br/>
+        <w:t>3. はやく きたら</w:t>
+        <w:br/>
+        <w:t>4. はやく きた なら</w:t>
+        <w:br/>
+        <w:t>Answer: 1</w:t>
+        <w:br/>
+        <w:t>Q4: もんだい1</w:t>
+        <w:br/>
+        <w:t>じゅぎょうが おわったら、( )。</w:t>
+      </w:r>
+    </w:p>
+    <w:p>
+      <w:r>
+        <w:t>えいがを みに いきませんか。</w:t>
+      </w:r>
+    </w:p>
+    <w:p>
+      <w:r>
+        <w:t>1. かいがい する 2. かいがい しました 3. かいがい します 4. かいがい して</w:t>
         <w:br/>
         <w:t>Answer: 3</w:t>
         <w:br/>
         <w:t>Q5: もんだい1</w:t>
         <w:br/>
-        <w:t>映画が( )、友達とレストランに行きませんか。</w:t>
+        <w:t>メールを よんだら、( )。</w:t>
       </w:r>
     </w:p>
     <w:p>
       <w:r>
-        <w:t>1. 終わったら 2. 終わるたら 3. 終われば 4. 終わった</w:t>
+        <w:t>すぐ かいふくを かいて ください。</w:t>
+      </w:r>
+    </w:p>
+    <w:p>
+      <w:r>
+        <w:t>1. じゅうような じょうほう 2. じゅうような じょうほう 3. じゅうようの じょうほう 4. じゅうように じょうほう</w:t>
         <w:br/>
         <w:t>Answer: 1</w:t>
         <w:br/>
         <w:t>Q6: もんだい1</w:t>
         <w:br/>
-        <w:t>メールを( )、返事をください。</w:t>
+        <w:t>あした さむかったら、( )。</w:t>
       </w:r>
     </w:p>
     <w:p>
       <w:r>
-        <w:t>1. 見たら 2. 見るたら 3. 見れば 4. 見た</w:t>
-        <w:br/>
-        <w:t>Answer: 1</w:t>
-        <w:br/>
-        <w:t>Q7: もんだい1</w:t>
-        <w:br/>
-        <w:t>明日雨が( )、ピクニックをやめましょう。</w:t>
+        <w:t>せんたくを がいに ほしても だいじょうぶですか。</w:t>
       </w:r>
     </w:p>
     <w:p>
       <w:r>
-        <w:t>1. 降ったら 2. 降るたら 3. 降れば 4. 降った</w:t>
+        <w:t>1. めいあつ になる 2. めいあつ になりました 3. めいあつ になります 4. めいあつ になって</w:t>
         <w:br/>
-        <w:t>Answer: 1</w:t>
+        <w:t>Answer: 3</w:t>
         <w:br/>
-        <w:t>Q8: もんだい1</w:t>
+        <w:t>Q7: もんだい1</w:t>
         <w:br/>
-        <w:t>この薬を( )、元気になりますよ。</w:t>
+        <w:t>きのう えいがを みたあと、( )。</w:t>
       </w:r>
     </w:p>
     <w:p>
       <w:r>
-        <w:t>1. 飲んだら 2. 飲むたら 3. 飲めば元気になる 4. 飲んだ</w:t>
-        <w:br/>
-        <w:t>Answer: 1</w:t>
-        <w:br/>
-        <w:t>Q9: もんだい1</w:t>
-        <w:br/>
-        <w:t>道がわかりません。</w:t>
+        <w:t>おなかが へりました。</w:t>
       </w:r>
     </w:p>
     <w:p>
       <w:r>
-        <w:t>青い看板を( )、左に曲がってください。</w:t>
+        <w:t>1. きっさてんで たべる 2. きっさてんで たべた 3. きっさてんで たべたら 4. きっさてんで たべて</w:t>
+        <w:br/>
+        <w:t>Answer: 4</w:t>
+        <w:br/>
+        <w:t>Q8: もんだい1</w:t>
+        <w:br/>
+        <w:t>えいごの しゅくだいが おわったら、( )。</w:t>
       </w:r>
     </w:p>
     <w:p>
       <w:r>
-        <w:t>1. 見たら 2. 見るたら 3. 見れば 4. 見た</w:t>
-        <w:br/>
-        <w:t>Answer: 1</w:t>
-        <w:br/>
-        <w:t>Q10: もんだい1</w:t>
-        <w:br/>
-        <w:t>今度の休みに空港に着いたら、母に電話を( )。</w:t>
+        <w:t>テレビを みても いいですか。</w:t>
       </w:r>
     </w:p>
     <w:p>
       <w:r>
-        <w:t>1. しますか 2. しました 3. します 4. してください</w:t>
+        <w:t>1. もう さんじ です 2. もう さんじ でした 3. もう さんじ になります 4. もう さんじ になって</w:t>
+        <w:br/>
+        <w:t>Answer: 3</w:t>
+        <w:br/>
+        <w:t>Q9: もんだい1</w:t>
+        <w:br/>
+        <w:t>せんしゅう べんきょうしたら、( )。</w:t>
+      </w:r>
+    </w:p>
+    <w:p>
+      <w:r>
+        <w:t>テストに ごうかくできたでしょう。</w:t>
+      </w:r>
+    </w:p>
+    <w:p>
+      <w:r>
+        <w:t>1. いい せんせい 2. いい せんせいが 3. いい せんせいを 4. いい せんせいに</w:t>
+        <w:br/>
+        <w:t>Answer: 2</w:t>
+        <w:br/>
+        <w:t>Q10: もんだい1</w:t>
+        <w:br/>
+        <w:t>にほんごを じょうずに はなしたいなら、まいにち れんしゅうしたら、( )。</w:t>
+      </w:r>
+    </w:p>
+    <w:p>
+      <w:r>
+        <w:t>1. じょうず 2. じょうずに 3. じょうずに 4. じょうずで</w:t>
         <w:br/>
         <w:t>Answer: 3</w:t>
         <w:br/>
         <w:t>Q1: もんだい2</w:t>
         <w:br/>
-        <w:t>朝、目が覚めたら、すぐに ( )。</w:t>
+        <w:t>あした 天気が いい（  ）、公園で ピクニックを します。</w:t>
       </w:r>
     </w:p>
     <w:p>
       <w:r>
-        <w:t>1. 起きる 2. 起きよう 3. 起きようとした 4. 起きている</w:t>
+        <w:t>1. たら 2. なら 3. と 4. ば</w:t>
         <w:br/>
         <w:t>Answer: 1</w:t>
         <w:br/>
         <w:t>Q2: もんだい2</w:t>
         <w:br/>
-        <w:t>スーパーでパンを買ったら、牛乳も ( )。</w:t>
+        <w:t>明日、友だちが来たら、 ( )。</w:t>
       </w:r>
     </w:p>
     <w:p>
       <w:r>
-        <w:t>1. 買います 2. 買おう 3. 買った 4. 買っている</w:t>
+        <w:t>1. 映画を見ます</w:t>
         <w:br/>
-        <w:t>Answer: 2</w:t>
+        <w:t>2. 映画を見ました</w:t>
+        <w:br/>
+        <w:t>3. 映画を見るでしょう</w:t>
+        <w:br/>
+        <w:t>4. 映画を見ませんでした</w:t>
+        <w:br/>
+        <w:t>Answer: 1</w:t>
         <w:br/>
         <w:t>Q3: もんだい2</w:t>
         <w:br/>
-        <w:t>駅に着いたら、友達に ( )。</w:t>
+        <w:t>こんばん、テレビを( )、さくしゅうをします。</w:t>
       </w:r>
     </w:p>
     <w:p>
       <w:r>
-        <w:t>1. 電話する 2. 電話しよう 3. 電話した 4. 電話している</w:t>
+        <w:t>1 みたら</w:t>
+        <w:br/>
+        <w:t>2 みて</w:t>
+        <w:br/>
+        <w:t>3 みる</w:t>
+        <w:br/>
+        <w:t>4 みた</w:t>
         <w:br/>
         <w:t>Answer: 1</w:t>
         <w:br/>
         <w:t>Q4: もんだい2</w:t>
         <w:br/>
-        <w:t>宿題が終わったら、テレビを ( )。</w:t>
+        <w:t>スーパーに 寄（  ）、牛乳を 買ってきてください。</w:t>
       </w:r>
     </w:p>
     <w:p>
       <w:r>
-        <w:t>1. 見る 2. 見よう 3. 見た 4. 見ている</w:t>
+        <w:t>1. ったら 2. ったら 3. ったら 4. ったら</w:t>
         <w:br/>
         <w:t>Answer: 1</w:t>
         <w:br/>
         <w:t>Q5: もんだい2</w:t>
         <w:br/>
-        <w:t>雨が降ったら、ピクニックを( )。</w:t>
+        <w:t>友だちが 駅に 着（  ）、迎えに 行きます。</w:t>
       </w:r>
     </w:p>
     <w:p>
       <w:r>
-        <w:t>1. やめます 2. やめよう 3. やめた 4. やめている</w:t>
+        <w:t>1. いたら 2. いたら 3. いたら 4. いたら</w:t>
         <w:br/>
-        <w:t>Answer: 2</w:t>
+        <w:t>Answer: 1</w:t>
         <w:br/>
         <w:t>Q6: もんだい2</w:t>
         <w:br/>
-        <w:t>銀行に行ったら、もう午後( ) 閉まっていた。</w:t>
+        <w:t>宿題が 終わ（  ）、テレビを 見ていいですよ。</w:t>
       </w:r>
     </w:p>
     <w:p>
       <w:r>
-        <w:t>1. 3時 2. 3時に 3. 3時で 4. 3時と</w:t>
+        <w:t>1. ったら 2. ったら 3. ったら 4. ったら</w:t>
         <w:br/>
-        <w:t>Answer: 2</w:t>
+        <w:t>Answer: 1</w:t>
         <w:br/>
         <w:t>Q7: もんだい2</w:t>
         <w:br/>
-        <w:t>メールアドレスが ( ) 書いてあります。</w:t>
+        <w:t>病院の 予約が 取れ（  ）、母に 車で 送ってもらいます。</w:t>
       </w:r>
     </w:p>
     <w:p>
       <w:r>
-        <w:t>1. に 2. が 3. で 4. と</w:t>
+        <w:t>1. たら 2. たら 3. たら 4. たら</w:t>
         <w:br/>
-        <w:t>Answer: 2</w:t>
+        <w:t>Answer: 1</w:t>
         <w:br/>
         <w:t>Q8: もんだい2</w:t>
         <w:br/>
-        <w:t>昨日、駅で山田さんと会ったら、彼は ( ) いました。</w:t>
+        <w:t>電車が 遅れ（  ）、メールで 知らせてください。</w:t>
       </w:r>
     </w:p>
     <w:p>
       <w:r>
-        <w:t>1. 急いで 2. 急いでて 3. 急いでいた 4. 急ぐ</w:t>
+        <w:t>1. たら 2. たら 3. たら 4. たら</w:t>
         <w:br/>
         <w:t>Answer: 1</w:t>
         <w:br/>
         <w:t>Q9: もんだい2</w:t>
         <w:br/>
-        <w:t>「先週、田中さんの結婚式の話を聞いたら、思わずびっくり ( )。</w:t>
+        <w:t>母を 見かけ（  ）、伝言を 頼まれました。</w:t>
       </w:r>
     </w:p>
     <w:p>
       <w:r>
-        <w:t>」</w:t>
+        <w:t>1. たら 2. たら 3. たら 4. たら</w:t>
         <w:br/>
-        <w:t>1. しました 2. していました 3. してしまいました 4. ししていました</w:t>
-        <w:br/>
-        <w:t>Answer: 3</w:t>
+        <w:t>Answer: 1</w:t>
         <w:br/>
         <w:t>Q10: もんだい2</w:t>
         <w:br/>
-        <w:t>駅前のカフェで友達を見かけたら、昨日借りた本を ( )。</w:t>
+        <w:t>この メールを 読ん（  ）、返事の 必要が あります。</w:t>
       </w:r>
     </w:p>
     <w:p>
       <w:r>
-        <w:t>1. 忘れてしまった 2. 忘れている 3. 忘れよう 4. 忘れる</w:t>
+        <w:t>1. だら 2. たら 3. たら 4. たら</w:t>
         <w:br/>
-        <w:t>Answer: 1</w:t>
+        <w:t>Answer: 2</w:t>
       </w:r>
     </w:p>
     <w:sectPr>

--- a/docs/Generated_paper/revised_grammar_questions/test_grammar_1_['～たら〈〉(条件) ']_revised.docx
+++ b/docs/Generated_paper/revised_grammar_questions/test_grammar_1_['～たら〈〉(条件) ']_revised.docx
@@ -6,221 +6,246 @@
       <w:r>
         <w:t>Q1: もんだい1</w:t>
         <w:br/>
-        <w:t>きのうは おそく ねた（   ）、 けさ おきたら もう ９じでした。</w:t>
+        <w:t>きょうはあめがふりました。</w:t>
       </w:r>
     </w:p>
     <w:p>
       <w:r>
-        <w:t>1. たら 2. なら 3. と 4. ば</w:t>
+        <w:t>きのうはあめがふっていなかったので、えいがをみませんでした。</w:t>
+      </w:r>
+    </w:p>
+    <w:p>
+      <w:r>
+        <w:t>( ) あめがふったからです。</w:t>
+      </w:r>
+    </w:p>
+    <w:p>
+      <w:r>
+        <w:t>1. あめがふったら 2. あめがふる 3. あめがふるなら 4. あめがふった</w:t>
         <w:br/>
         <w:t>Answer: 1</w:t>
         <w:br/>
         <w:t>Q2: もんだい1</w:t>
         <w:br/>
-        <w:t>えきに つき（   ）、 きっさてんで コーヒーを のみます。</w:t>
+        <w:t>お母さんは「かんたんにできる」といいました。</w:t>
       </w:r>
     </w:p>
     <w:p>
       <w:r>
-        <w:t>1. たら 2. なら 3. と 4. ば</w:t>
-        <w:br/>
-        <w:t>Answer: 1</w:t>
-        <w:br/>
-        <w:t>Q3: もんだい1</w:t>
-        <w:br/>
-        <w:t>スーパーに 行（   ）、 りんごを かって ください。</w:t>
+        <w:t>そう( )、お手伝いをします。</w:t>
       </w:r>
     </w:p>
     <w:p>
       <w:r>
-        <w:t>1. いたら 2. いたら 3. いたら 4. いたら</w:t>
+        <w:t>1. いえ 2. いえたら 3. いえば 4. いえなかった</w:t>
         <w:br/>
-        <w:t>Answer: 1</w:t>
+        <w:t>Answer: 3</w:t>
         <w:br/>
-        <w:t>Q4: もんだい1</w:t>
+        <w:t>Q3: もんだい1</w:t>
         <w:br/>
-        <w:t>あした てんきが よく（   ）、 こうえんに あそびに いきます。</w:t>
+        <w:t>たかしは がっこうを 卒業しました。</w:t>
       </w:r>
     </w:p>
     <w:p>
       <w:r>
-        <w:t>1. たら 2. なら 3. と 4. ば</w:t>
+        <w:t>あの かおを みた( ) おなかが きもちわるくなりました。</w:t>
+      </w:r>
+    </w:p>
+    <w:p>
+      <w:r>
+        <w:t>1. あと 2. まえ 3. に 4. とき</w:t>
+        <w:br/>
+        <w:t>Answer: 4</w:t>
+        <w:br/>
+        <w:t>Q4: もんだい1</w:t>
+        <w:br/>
+        <w:t>おやつをたべました。</w:t>
+      </w:r>
+    </w:p>
+    <w:p>
+      <w:r>
+        <w:t>おやつをたべ( ) えいがをみました。</w:t>
+      </w:r>
+    </w:p>
+    <w:p>
+      <w:r>
+        <w:t>1. たら 2. た 3. る 4. たの</w:t>
         <w:br/>
         <w:t>Answer: 1</w:t>
         <w:br/>
         <w:t>Q5: もんだい1</w:t>
         <w:br/>
-        <w:t>ともだちと えいがを み（   ）、 いえに かえりました。</w:t>
+        <w:t>せんせいは「がくせいが しつもんを した( ) こたえます」といいました。</w:t>
       </w:r>
     </w:p>
     <w:p>
       <w:r>
-        <w:t>1. たら 2. たら 3. たら 4. たら</w:t>
+        <w:t>1. と 2. たら 3. ば 4. なら</w:t>
         <w:br/>
-        <w:t>Answer: 1</w:t>
+        <w:t>Answer: 2</w:t>
         <w:br/>
         <w:t>Q6: もんだい1</w:t>
         <w:br/>
-        <w:t>この くすりを のん（   ）、 ちょっと よく なりました。</w:t>
+        <w:t>いぬが おどりだした( ) おにいちゃんが おもちゃを あげました。</w:t>
       </w:r>
     </w:p>
     <w:p>
       <w:r>
-        <w:t>1. だら 2. たら 3. たり 4. たれ</w:t>
+        <w:t>1. と 2. たら 3. なら 4. ば</w:t>
         <w:br/>
         <w:t>Answer: 2</w:t>
         <w:br/>
         <w:t>Q7: もんだい1</w:t>
         <w:br/>
-        <w:t>でんしゃの きっぷを わすれ（   ）、 あやまりました。</w:t>
+        <w:t>しゅくだいを おわらせた( ) えいがを みました。</w:t>
       </w:r>
     </w:p>
     <w:p>
       <w:r>
-        <w:t>1. たら 2. たら 3. たら 4. たら</w:t>
+        <w:t>1. と 2. なら 3. たら 4. ば</w:t>
         <w:br/>
-        <w:t>Answer: 1</w:t>
+        <w:t>Answer: 3</w:t>
         <w:br/>
         <w:t>Q8: もんだい1</w:t>
         <w:br/>
-        <w:t>かいものを す（   ）、 ゆうはんを つくります。</w:t>
+        <w:t>おねえさんが おきがえを した( ) あさごはんを たべました。</w:t>
       </w:r>
     </w:p>
     <w:p>
       <w:r>
-        <w:t>1. したら 2. するなら 3. してと 4. したば</w:t>
+        <w:t>1. と 2. たら 3. なら 4. ば</w:t>
         <w:br/>
-        <w:t>Answer: 1</w:t>
+        <w:t>Answer: 2</w:t>
         <w:br/>
         <w:t>Q9: もんだい1</w:t>
         <w:br/>
-        <w:t>きょねん にほんに きた（   ）、 にほんごの べんきょうを はじめました。</w:t>
+        <w:t>でんわが なった( ) でんわを とりました。</w:t>
       </w:r>
     </w:p>
     <w:p>
       <w:r>
-        <w:t>1. たら 2. なら 3. と 4. ば</w:t>
+        <w:t>1. と 2. なら 3. たら 4. ば</w:t>
         <w:br/>
-        <w:t>Answer: 1</w:t>
+        <w:t>Answer: 3</w:t>
         <w:br/>
         <w:t>Q10: もんだい1</w:t>
         <w:br/>
-        <w:t>たなかさんに でんわを かけ（   ）、 でかけて いました。</w:t>
+        <w:t>あめがふった( ) ピクニックを キャンセルしました。</w:t>
       </w:r>
     </w:p>
     <w:p>
       <w:r>
-        <w:t>1. たら 2. たら 3. たら 4. たら</w:t>
+        <w:t>1. と 2. なら 3. たら 4. ば</w:t>
         <w:br/>
-        <w:t>Answer: 1</w:t>
+        <w:t>Answer: 3</w:t>
         <w:br/>
         <w:t>Q1: もんだい2</w:t>
         <w:br/>
-        <w:t>あした 天気が いい（  ）、 公園で ピクニックを します。</w:t>
+        <w:t>雨が降ったら、( )。</w:t>
       </w:r>
     </w:p>
     <w:p>
       <w:r>
-        <w:t>1. たら 2. れば 3. なら 4. ても</w:t>
+        <w:t xml:space="preserve">1. かえります 2. かえった 3. かえりたい 4. かえりません  </w:t>
         <w:br/>
         <w:t>Answer: 1</w:t>
         <w:br/>
         <w:t>Q2: もんだい2</w:t>
         <w:br/>
-        <w:t>コンビニで ジュースを 買おうと したら、（  ）。</w:t>
+        <w:t>友達が来たら、( )。</w:t>
       </w:r>
     </w:p>
     <w:p>
       <w:r>
-        <w:t>1. お金が なかった 2. お金が あります 3. お金が ありません 4. お金が ありますか</w:t>
+        <w:t xml:space="preserve">1. おもてなしします 2. おもてなししました 3. おもてなししたい 4. おもてなししません  </w:t>
         <w:br/>
         <w:t>Answer: 1</w:t>
         <w:br/>
         <w:t>Q3: もんだい2</w:t>
         <w:br/>
-        <w:t>宿題が 終わり（  ）、 テレビを 見ても いいですよ。</w:t>
+        <w:t>早く起きられたら、( )。</w:t>
       </w:r>
     </w:p>
     <w:p>
       <w:r>
-        <w:t>1. たら 2. れば 3. たら 4. たら</w:t>
+        <w:t xml:space="preserve">1. がんばれます 2. がんばりました 3. がんばりたい 4. がんばりません  </w:t>
         <w:br/>
         <w:t>Answer: 1</w:t>
         <w:br/>
         <w:t>Q4: もんだい2</w:t>
         <w:br/>
-        <w:t>駅に 着いたら、（  ）。</w:t>
+        <w:t>お母さんが帰ったら、( )。</w:t>
       </w:r>
     </w:p>
     <w:p>
       <w:r>
-        <w:t>1. お母さんに 電話を します 2. お母さんに 電話を しました 3. お母さんに 電話を しますか 4. お母さんに 電話を しません</w:t>
+        <w:t xml:space="preserve">1. おやつを食べます 2. おやつを食べた 3. おやつを食べたい 4. おやつを食べません  </w:t>
         <w:br/>
         <w:t>Answer: 1</w:t>
         <w:br/>
         <w:t>Q5: もんだい2</w:t>
         <w:br/>
-        <w:t>昨日、スーパーで 買い物を したら、（  ）。</w:t>
+        <w:t>テストが終わったら、( )。</w:t>
       </w:r>
     </w:p>
     <w:p>
       <w:r>
-        <w:t>1. 安いリンゴが 売っていました 2. 安いリンゴが 売っています 3. 安いリンゴが 売っていますか 4. 安いリンゴが 売りません</w:t>
+        <w:t xml:space="preserve">1. だいじょうぶです 2. だいじょうぶでした 3. だいじょうぶになりたい 4. だいじょうぶになりません  </w:t>
         <w:br/>
         <w:t>Answer: 1</w:t>
         <w:br/>
         <w:t>Q6: もんだい2</w:t>
         <w:br/>
-        <w:t>電車に 乗ったら、（  ）。</w:t>
+        <w:t>時間がないときは、( )。</w:t>
       </w:r>
     </w:p>
     <w:p>
       <w:r>
-        <w:t>1. 窓から 景色が 見えました 2. 窓から 景色が 見えます 3. 窓から 景色が 見えません 4. 窓から 景色が 見えましょう</w:t>
+        <w:t xml:space="preserve">1. あわてます 2. あわてました 3. あわてたい 4. あわてません  </w:t>
         <w:br/>
         <w:t>Answer: 1</w:t>
         <w:br/>
         <w:t>Q7: もんだい2</w:t>
         <w:br/>
-        <w:t>メールを 送ったら、（  ）。</w:t>
+        <w:t>メールが届いたら、( )。</w:t>
       </w:r>
     </w:p>
     <w:p>
       <w:r>
-        <w:t>1. 友だちが すぐに 返事を くれました 2. 友だちが 返事を くれます 3. 友だちが 返事を くれません 4. 友だちが 返事を くれましょう</w:t>
+        <w:t xml:space="preserve">1. すぐに返信します 2. すぐに返信しました 3. すぐに返信したい 4. すぐに返信しません  </w:t>
         <w:br/>
         <w:t>Answer: 1</w:t>
         <w:br/>
         <w:t>Q8: もんだい2</w:t>
         <w:br/>
-        <w:t>この 薬を 飲んだら、（  ）。</w:t>
+        <w:t>寒くなったら、( )。</w:t>
       </w:r>
     </w:p>
     <w:p>
       <w:r>
-        <w:t>1. 体が 元気になりました 2. 体が 元気になります 3. 体が 元気になりません 4. 体が 元気になりましょう</w:t>
+        <w:t xml:space="preserve">1. コートを着ます 2. コートを着ました 3. コートを着たい 4. コートを着ません  </w:t>
         <w:br/>
         <w:t>Answer: 1</w:t>
         <w:br/>
         <w:t>Q9: もんだい2</w:t>
         <w:br/>
-        <w:t>先生が 教室に はいってきた（  ）、 みんなで 「おはようございます」と 言います。</w:t>
+        <w:t>この本を読んだら、( )。</w:t>
       </w:r>
     </w:p>
     <w:p>
       <w:r>
-        <w:t>1. たら 2. れば 3. なら 4. ても</w:t>
+        <w:t xml:space="preserve">1. わかります 2. わかりました 3. わかりたい 4. わかりません  </w:t>
         <w:br/>
         <w:t>Answer: 1</w:t>
         <w:br/>
         <w:t>Q10: もんだい2</w:t>
         <w:br/>
-        <w:t>あなたの メールを もらった（  ）、 すぐに 返事を 書きました。</w:t>
+        <w:t>今日、会議が終わったら、( )。</w:t>
       </w:r>
     </w:p>
     <w:p>
       <w:r>
-        <w:t>1. たら 2. れば 3. なら 4. ても</w:t>
+        <w:t xml:space="preserve">1. みんなでご飯を食べます 2. みんなでご飯を食べました 3. みんなでご飯を食べたい 4. みんなでご飯を食べません  </w:t>
         <w:br/>
         <w:t>Answer: 1</w:t>
       </w:r>

--- a/docs/Generated_paper/revised_grammar_questions/test_grammar_1_['～たら〈〉(条件) ']_revised.docx
+++ b/docs/Generated_paper/revised_grammar_questions/test_grammar_1_['～たら〈〉(条件) ']_revised.docx
@@ -4,248 +4,228 @@
   <w:body>
     <w:p>
       <w:r>
+        <w:br/>
+        <w:t>### Format 1</w:t>
+        <w:br/>
         <w:t>Q1: もんだい1</w:t>
         <w:br/>
-        <w:t>きょうはあめがふりました。</w:t>
+        <w:t>きのうはあめが( )、かさをもっていきました。</w:t>
       </w:r>
     </w:p>
     <w:p>
       <w:r>
-        <w:t>きのうはあめがふっていなかったので、えいがをみませんでした。</w:t>
-      </w:r>
-    </w:p>
-    <w:p>
-      <w:r>
-        <w:t>( ) あめがふったからです。</w:t>
-      </w:r>
-    </w:p>
-    <w:p>
-      <w:r>
-        <w:t>1. あめがふったら 2. あめがふる 3. あめがふるなら 4. あめがふった</w:t>
+        <w:t>1. ふったら 2. ふるたら 3. ふっているたら 4. ふるとら</w:t>
         <w:br/>
         <w:t>Answer: 1</w:t>
         <w:br/>
         <w:t>Q2: もんだい1</w:t>
         <w:br/>
-        <w:t>お母さんは「かんたんにできる」といいました。</w:t>
+        <w:t>このケーキがやすい( )、ひとつください。</w:t>
       </w:r>
     </w:p>
     <w:p>
       <w:r>
-        <w:t>そう( )、お手伝いをします。</w:t>
+        <w:t>1. たら 2. たらだ 3. たらに 4. たらの</w:t>
+        <w:br/>
+        <w:t>Answer: 1</w:t>
+        <w:br/>
+        <w:t>Q3: もんだい1</w:t>
+        <w:br/>
+        <w:t>ごはんをたべ( )、はをみがきます。</w:t>
       </w:r>
     </w:p>
     <w:p>
       <w:r>
-        <w:t>1. いえ 2. いえたら 3. いえば 4. いえなかった</w:t>
+        <w:t>1. たら 2. たらて 3. たったら 4. たべたら</w:t>
         <w:br/>
-        <w:t>Answer: 3</w:t>
+        <w:t>Answer: 1</w:t>
         <w:br/>
-        <w:t>Q3: もんだい1</w:t>
+        <w:t>Q4: もんだい1</w:t>
         <w:br/>
-        <w:t>たかしは がっこうを 卒業しました。</w:t>
+        <w:t>えいごのテストにうかる( )、レストランでたのしみます。</w:t>
       </w:r>
     </w:p>
     <w:p>
       <w:r>
-        <w:t>あの かおを みた( ) おなかが きもちわるくなりました。</w:t>
-      </w:r>
-    </w:p>
-    <w:p>
-      <w:r>
-        <w:t>1. あと 2. まえ 3. に 4. とき</w:t>
-        <w:br/>
-        <w:t>Answer: 4</w:t>
-        <w:br/>
-        <w:t>Q4: もんだい1</w:t>
-        <w:br/>
-        <w:t>おやつをたべました。</w:t>
-      </w:r>
-    </w:p>
-    <w:p>
-      <w:r>
-        <w:t>おやつをたべ( ) えいがをみました。</w:t>
-      </w:r>
-    </w:p>
-    <w:p>
-      <w:r>
-        <w:t>1. たら 2. た 3. る 4. たの</w:t>
+        <w:t>1. たら 2. たらに 3. たらを 4. たらで</w:t>
         <w:br/>
         <w:t>Answer: 1</w:t>
         <w:br/>
         <w:t>Q5: もんだい1</w:t>
         <w:br/>
-        <w:t>せんせいは「がくせいが しつもんを した( ) こたえます」といいました。</w:t>
+        <w:t>メールで「あしたかいぎがあります」とおしえてもらった( )、スケジュールをかえます。</w:t>
       </w:r>
     </w:p>
     <w:p>
       <w:r>
-        <w:t>1. と 2. たら 3. ば 4. なら</w:t>
+        <w:t>1. たら 2. たらば 3. たらって 4. たらから</w:t>
         <w:br/>
-        <w:t>Answer: 2</w:t>
+        <w:t>Answer: 1</w:t>
         <w:br/>
         <w:t>Q6: もんだい1</w:t>
         <w:br/>
-        <w:t>いぬが おどりだした( ) おにいちゃんが おもちゃを あげました。</w:t>
+        <w:t>きょねんきょうとにいった( )、きょとじんじゃをみました。</w:t>
       </w:r>
     </w:p>
     <w:p>
       <w:r>
-        <w:t>1. と 2. たら 3. なら 4. ば</w:t>
+        <w:t>1. たら 2. たらに 3. たらは 4. たらの</w:t>
         <w:br/>
-        <w:t>Answer: 2</w:t>
+        <w:t>Answer: 1</w:t>
         <w:br/>
         <w:t>Q7: もんだい1</w:t>
         <w:br/>
-        <w:t>しゅくだいを おわらせた( ) えいがを みました。</w:t>
+        <w:t>つかれて( )、なかよくない( )、やすみましょう。</w:t>
       </w:r>
     </w:p>
     <w:p>
       <w:r>
-        <w:t>1. と 2. なら 3. たら 4. ば</w:t>
+        <w:t>1. いたら 2. いたらと 3. いたらたら 4. いたらに</w:t>
         <w:br/>
-        <w:t>Answer: 3</w:t>
+        <w:t>Answer: 1</w:t>
         <w:br/>
         <w:t>Q8: もんだい1</w:t>
         <w:br/>
-        <w:t>おねえさんが おきがえを した( ) あさごはんを たべました。</w:t>
+        <w:t>このせつめいがわからない( )、せんせいにきいてください。</w:t>
       </w:r>
     </w:p>
     <w:p>
       <w:r>
-        <w:t>1. と 2. たら 3. なら 4. ば</w:t>
+        <w:t>1. たら 2. たらだ 3. たらと 4. たらで</w:t>
         <w:br/>
-        <w:t>Answer: 2</w:t>
+        <w:t>Answer: 1</w:t>
         <w:br/>
         <w:t>Q9: もんだい1</w:t>
         <w:br/>
-        <w:t>でんわが なった( ) でんわを とりました。</w:t>
+        <w:t>えきにつ( )、わたしにでんわしてください。</w:t>
       </w:r>
     </w:p>
     <w:p>
       <w:r>
-        <w:t>1. と 2. なら 3. たら 4. ば</w:t>
+        <w:t>1. いたら 2. いたらば 3. いたらって 4. いたらの</w:t>
         <w:br/>
-        <w:t>Answer: 3</w:t>
+        <w:t>Answer: 1</w:t>
         <w:br/>
         <w:t>Q10: もんだい1</w:t>
         <w:br/>
-        <w:t>あめがふった( ) ピクニックを キャンセルしました。</w:t>
+        <w:t>でんしゃにのるのがおそい( )、つぎのでんしゃをまちます。</w:t>
       </w:r>
     </w:p>
     <w:p>
       <w:r>
-        <w:t>1. と 2. なら 3. たら 4. ば</w:t>
+        <w:t>1. たら 2. たらと 3. たらに 4. たらで</w:t>
         <w:br/>
-        <w:t>Answer: 3</w:t>
+        <w:t>Answer: 1</w:t>
+        <w:br/>
+        <w:t>### Format 2</w:t>
         <w:br/>
         <w:t>Q1: もんだい2</w:t>
         <w:br/>
-        <w:t>雨が降ったら、( )。</w:t>
+        <w:t>きのうスーパーでりんごを（　　）、５つで５００えんだったよ。</w:t>
       </w:r>
     </w:p>
     <w:p>
       <w:r>
-        <w:t xml:space="preserve">1. かえります 2. かえった 3. かえりたい 4. かえりません  </w:t>
+        <w:t xml:space="preserve">1. 見たら 2. 見れば 3. 見ると 4. 見るなら  </w:t>
         <w:br/>
-        <w:t>Answer: 1</w:t>
+        <w:t xml:space="preserve">Answer: 1  </w:t>
         <w:br/>
         <w:t>Q2: もんだい2</w:t>
         <w:br/>
-        <w:t>友達が来たら、( )。</w:t>
+        <w:t>このレシートを（　　）、かえりにぎんこうにいきます。</w:t>
       </w:r>
     </w:p>
     <w:p>
       <w:r>
-        <w:t xml:space="preserve">1. おもてなしします 2. おもてなししました 3. おもてなししたい 4. おもてなししません  </w:t>
+        <w:t xml:space="preserve">1. もらったら 2. もらえば 3. もらうと 4. もらおう  </w:t>
         <w:br/>
-        <w:t>Answer: 1</w:t>
+        <w:t xml:space="preserve">Answer: 1  </w:t>
         <w:br/>
         <w:t>Q3: もんだい2</w:t>
         <w:br/>
-        <w:t>早く起きられたら、( )。</w:t>
+        <w:t>えきのまえでともだちを（　　）、いっしょにえいがをみました。</w:t>
       </w:r>
     </w:p>
     <w:p>
       <w:r>
-        <w:t xml:space="preserve">1. がんばれます 2. がんばりました 3. がんばりたい 4. がんばりません  </w:t>
+        <w:t xml:space="preserve">1. 見たら 2. 見れば 3. 見ると 4. 見るなら  </w:t>
         <w:br/>
-        <w:t>Answer: 1</w:t>
+        <w:t xml:space="preserve">Answer: 1  </w:t>
         <w:br/>
         <w:t>Q4: もんだい2</w:t>
         <w:br/>
-        <w:t>お母さんが帰ったら、( )。</w:t>
+        <w:t>あめが（　　）、てんきよほうをみてください。</w:t>
       </w:r>
     </w:p>
     <w:p>
       <w:r>
-        <w:t xml:space="preserve">1. おやつを食べます 2. おやつを食べた 3. おやつを食べたい 4. おやつを食べません  </w:t>
+        <w:t xml:space="preserve">1. ふったら 2. ふれば 3. ふると 4. ふるなら  </w:t>
         <w:br/>
-        <w:t>Answer: 1</w:t>
+        <w:t xml:space="preserve">Answer: 1  </w:t>
         <w:br/>
         <w:t>Q5: もんだい2</w:t>
         <w:br/>
-        <w:t>テストが終わったら、( )。</w:t>
+        <w:t>やくそくのじかんに（　　）、でんわをかけてください。</w:t>
       </w:r>
     </w:p>
     <w:p>
       <w:r>
-        <w:t xml:space="preserve">1. だいじょうぶです 2. だいじょうぶでした 3. だいじょうぶになりたい 4. だいじょうぶになりません  </w:t>
+        <w:t xml:space="preserve">1. おそいと思ったら 2. おそければ 3. おそいと 4. おそいなら  </w:t>
         <w:br/>
-        <w:t>Answer: 1</w:t>
+        <w:t xml:space="preserve">Answer: 1  </w:t>
         <w:br/>
         <w:t>Q6: もんだい2</w:t>
         <w:br/>
-        <w:t>時間がないときは、( )。</w:t>
+        <w:t>きょうしつから（　　）、まずてをあらいました。</w:t>
       </w:r>
     </w:p>
     <w:p>
       <w:r>
-        <w:t xml:space="preserve">1. あわてます 2. あわてました 3. あわてたい 4. あわてません  </w:t>
+        <w:t xml:space="preserve">1. でたら 2. でれば 3. でると 4. でるなら  </w:t>
         <w:br/>
-        <w:t>Answer: 1</w:t>
+        <w:t xml:space="preserve">Answer: 1  </w:t>
         <w:br/>
         <w:t>Q7: もんだい2</w:t>
         <w:br/>
-        <w:t>メールが届いたら、( )。</w:t>
+        <w:t>このメールを（　　）、せんせいにみせましょう。</w:t>
       </w:r>
     </w:p>
     <w:p>
       <w:r>
-        <w:t xml:space="preserve">1. すぐに返信します 2. すぐに返信しました 3. すぐに返信したい 4. すぐに返信しません  </w:t>
+        <w:t xml:space="preserve">1. かいたら 2. かけば 3. かくと 4. かくなら  </w:t>
         <w:br/>
-        <w:t>Answer: 1</w:t>
+        <w:t xml:space="preserve">Answer: 1  </w:t>
         <w:br/>
         <w:t>Q8: もんだい2</w:t>
         <w:br/>
-        <w:t>寒くなったら、( )。</w:t>
+        <w:t>かいがいを（　　）、レストランでたべものをたのみました。</w:t>
       </w:r>
     </w:p>
     <w:p>
       <w:r>
-        <w:t xml:space="preserve">1. コートを着ます 2. コートを着ました 3. コートを着たい 4. コートを着ません  </w:t>
+        <w:t xml:space="preserve">1. みおわったら 2. みおえれば 3. みおわると 4. みおわるなら  </w:t>
         <w:br/>
-        <w:t>Answer: 1</w:t>
+        <w:t xml:space="preserve">Answer: 1  </w:t>
         <w:br/>
         <w:t>Q9: もんだい2</w:t>
         <w:br/>
-        <w:t>この本を読んだら、( )。</w:t>
+        <w:t>このボタンを（　　）、でんきがきえるので、きをつけてください。</w:t>
       </w:r>
     </w:p>
     <w:p>
       <w:r>
-        <w:t xml:space="preserve">1. わかります 2. わかりました 3. わかりたい 4. わかりません  </w:t>
+        <w:t xml:space="preserve">1. おしたら 2. おせば 3. おすと 4. おすなら  </w:t>
         <w:br/>
-        <w:t>Answer: 1</w:t>
+        <w:t xml:space="preserve">Answer: 1  </w:t>
         <w:br/>
         <w:t>Q10: もんだい2</w:t>
         <w:br/>
-        <w:t>今日、会議が終わったら、( )。</w:t>
+        <w:t>やくそくのじかんに（　　）、まちあわせばしょにいそぎましょう。</w:t>
       </w:r>
     </w:p>
     <w:p>
       <w:r>
-        <w:t xml:space="preserve">1. みんなでご飯を食べます 2. みんなでご飯を食べました 3. みんなでご飯を食べたい 4. みんなでご飯を食べません  </w:t>
+        <w:t xml:space="preserve">1. ちかついたら 2. ちかければ 3. ちかうと 4. ちかうなら  </w:t>
         <w:br/>
         <w:t>Answer: 1</w:t>
       </w:r>
